--- a/docs/tempDocument.docx
+++ b/docs/tempDocument.docx
@@ -431,7 +431,27 @@
           <w:szCs w:val="20"/>
           <w:lang w:eastAsia="en-IN"/>
         </w:rPr>
-        <w:t>Digital Marksheet Management System</w:t>
+        <w:t xml:space="preserve">Digital </w:t>
+      </w:r>
+      <w:proofErr w:type="spellStart"/>
+      <w:r>
+        <w:rPr>
+          <w:rFonts w:ascii="Courier New" w:eastAsia="Times New Roman" w:hAnsi="Courier New" w:cs="Courier New"/>
+          <w:sz w:val="20"/>
+          <w:szCs w:val="20"/>
+          <w:lang w:eastAsia="en-IN"/>
+        </w:rPr>
+        <w:t>Marksheet</w:t>
+      </w:r>
+      <w:proofErr w:type="spellEnd"/>
+      <w:r>
+        <w:rPr>
+          <w:rFonts w:ascii="Courier New" w:eastAsia="Times New Roman" w:hAnsi="Courier New" w:cs="Courier New"/>
+          <w:sz w:val="20"/>
+          <w:szCs w:val="20"/>
+          <w:lang w:eastAsia="en-IN"/>
+        </w:rPr>
+        <w:t xml:space="preserve"> Management System</w:t>
       </w:r>
     </w:p>
     <w:p>
@@ -558,15 +578,37 @@
           <w:lang w:eastAsia="en-IN"/>
         </w:rPr>
       </w:pPr>
-      <w:r>
-        <w:rPr>
-          <w:rFonts w:ascii="Courier New" w:eastAsia="Times New Roman" w:hAnsi="Courier New" w:cs="Courier New"/>
-          <w:sz w:val="20"/>
-          <w:szCs w:val="20"/>
-          <w:lang w:eastAsia="en-IN"/>
-        </w:rPr>
-        <w:t>To digitize the complete examination and marksheet generation process of schools through a secure role-based ERP.</w:t>
-      </w:r>
+      <w:proofErr w:type="gramStart"/>
+      <w:r>
+        <w:rPr>
+          <w:rFonts w:ascii="Courier New" w:eastAsia="Times New Roman" w:hAnsi="Courier New" w:cs="Courier New"/>
+          <w:sz w:val="20"/>
+          <w:szCs w:val="20"/>
+          <w:lang w:eastAsia="en-IN"/>
+        </w:rPr>
+        <w:t xml:space="preserve">To digitize the complete examination and </w:t>
+      </w:r>
+      <w:proofErr w:type="spellStart"/>
+      <w:r>
+        <w:rPr>
+          <w:rFonts w:ascii="Courier New" w:eastAsia="Times New Roman" w:hAnsi="Courier New" w:cs="Courier New"/>
+          <w:sz w:val="20"/>
+          <w:szCs w:val="20"/>
+          <w:lang w:eastAsia="en-IN"/>
+        </w:rPr>
+        <w:t>marksheet</w:t>
+      </w:r>
+      <w:proofErr w:type="spellEnd"/>
+      <w:r>
+        <w:rPr>
+          <w:rFonts w:ascii="Courier New" w:eastAsia="Times New Roman" w:hAnsi="Courier New" w:cs="Courier New"/>
+          <w:sz w:val="20"/>
+          <w:szCs w:val="20"/>
+          <w:lang w:eastAsia="en-IN"/>
+        </w:rPr>
+        <w:t xml:space="preserve"> generation process of schools through a secure role-based ERP.</w:t>
+      </w:r>
+      <w:proofErr w:type="gramEnd"/>
     </w:p>
     <w:p>
       <w:pPr>
@@ -775,8 +817,19 @@
           <w:szCs w:val="20"/>
           <w:lang w:eastAsia="en-IN"/>
         </w:rPr>
-        <w:t>- Vite</w:t>
-      </w:r>
+        <w:t xml:space="preserve">- </w:t>
+      </w:r>
+      <w:proofErr w:type="spellStart"/>
+      <w:r>
+        <w:rPr>
+          <w:rFonts w:ascii="Courier New" w:eastAsia="Times New Roman" w:hAnsi="Courier New" w:cs="Courier New"/>
+          <w:sz w:val="20"/>
+          <w:szCs w:val="20"/>
+          <w:lang w:eastAsia="en-IN"/>
+        </w:rPr>
+        <w:t>Vite</w:t>
+      </w:r>
+      <w:proofErr w:type="spellEnd"/>
     </w:p>
     <w:p>
       <w:pPr>
@@ -1061,8 +1114,19 @@
           <w:szCs w:val="20"/>
           <w:lang w:eastAsia="en-IN"/>
         </w:rPr>
-        <w:t>- MongoDB</w:t>
-      </w:r>
+        <w:t xml:space="preserve">- </w:t>
+      </w:r>
+      <w:proofErr w:type="spellStart"/>
+      <w:r>
+        <w:rPr>
+          <w:rFonts w:ascii="Courier New" w:eastAsia="Times New Roman" w:hAnsi="Courier New" w:cs="Courier New"/>
+          <w:sz w:val="20"/>
+          <w:szCs w:val="20"/>
+          <w:lang w:eastAsia="en-IN"/>
+        </w:rPr>
+        <w:t>MongoDB</w:t>
+      </w:r>
+      <w:proofErr w:type="spellEnd"/>
     </w:p>
     <w:p>
       <w:pPr>
@@ -2279,6 +2343,7 @@
           <w:lang w:eastAsia="en-IN"/>
         </w:rPr>
       </w:pPr>
+      <w:proofErr w:type="spellStart"/>
       <w:r>
         <w:rPr>
           <w:rFonts w:ascii="Courier New" w:eastAsia="Times New Roman" w:hAnsi="Courier New" w:cs="Courier New"/>
@@ -2288,6 +2353,7 @@
         </w:rPr>
         <w:t>MongoDB</w:t>
       </w:r>
+      <w:proofErr w:type="spellEnd"/>
     </w:p>
     <w:p>
       <w:pPr>
@@ -2406,6 +2472,8 @@
           <w:lang w:eastAsia="en-IN"/>
         </w:rPr>
       </w:pPr>
+      <w:proofErr w:type="spellStart"/>
+      <w:proofErr w:type="gramStart"/>
       <w:r>
         <w:rPr>
           <w:rFonts w:ascii="Courier New" w:eastAsia="Times New Roman" w:hAnsi="Courier New" w:cs="Courier New"/>
@@ -2415,72 +2483,85 @@
         </w:rPr>
         <w:t>src</w:t>
       </w:r>
-    </w:p>
-    <w:p>
-      <w:pPr>
-        <w:tabs>
-          <w:tab w:val="left" w:pos="916"/>
-          <w:tab w:val="left" w:pos="1832"/>
-          <w:tab w:val="left" w:pos="2748"/>
-          <w:tab w:val="left" w:pos="3664"/>
-          <w:tab w:val="left" w:pos="4580"/>
-          <w:tab w:val="left" w:pos="5496"/>
-          <w:tab w:val="left" w:pos="6412"/>
-          <w:tab w:val="left" w:pos="7328"/>
-          <w:tab w:val="left" w:pos="8244"/>
-          <w:tab w:val="left" w:pos="9160"/>
-          <w:tab w:val="left" w:pos="10076"/>
-          <w:tab w:val="left" w:pos="10992"/>
-          <w:tab w:val="left" w:pos="11908"/>
-          <w:tab w:val="left" w:pos="12824"/>
-          <w:tab w:val="left" w:pos="13740"/>
-          <w:tab w:val="left" w:pos="14656"/>
-        </w:tabs>
-        <w:spacing w:after="0" w:line="240" w:lineRule="auto"/>
-        <w:rPr>
-          <w:rFonts w:ascii="Courier New" w:eastAsia="Times New Roman" w:hAnsi="Courier New" w:cs="Courier New"/>
-          <w:sz w:val="20"/>
-          <w:szCs w:val="20"/>
-          <w:lang w:eastAsia="en-IN"/>
-        </w:rPr>
-      </w:pPr>
-    </w:p>
-    <w:p>
-      <w:pPr>
-        <w:tabs>
-          <w:tab w:val="left" w:pos="916"/>
-          <w:tab w:val="left" w:pos="1832"/>
-          <w:tab w:val="left" w:pos="2748"/>
-          <w:tab w:val="left" w:pos="3664"/>
-          <w:tab w:val="left" w:pos="4580"/>
-          <w:tab w:val="left" w:pos="5496"/>
-          <w:tab w:val="left" w:pos="6412"/>
-          <w:tab w:val="left" w:pos="7328"/>
-          <w:tab w:val="left" w:pos="8244"/>
-          <w:tab w:val="left" w:pos="9160"/>
-          <w:tab w:val="left" w:pos="10076"/>
-          <w:tab w:val="left" w:pos="10992"/>
-          <w:tab w:val="left" w:pos="11908"/>
-          <w:tab w:val="left" w:pos="12824"/>
-          <w:tab w:val="left" w:pos="13740"/>
-          <w:tab w:val="left" w:pos="14656"/>
-        </w:tabs>
-        <w:spacing w:after="0" w:line="240" w:lineRule="auto"/>
-        <w:rPr>
-          <w:rFonts w:ascii="Courier New" w:eastAsia="Times New Roman" w:hAnsi="Courier New" w:cs="Courier New"/>
-          <w:sz w:val="20"/>
-          <w:szCs w:val="20"/>
-          <w:lang w:eastAsia="en-IN"/>
-        </w:rPr>
-      </w:pPr>
-      <w:r>
-        <w:rPr>
-          <w:rFonts w:ascii="Courier New" w:eastAsia="Times New Roman" w:hAnsi="Courier New" w:cs="Courier New"/>
-          <w:sz w:val="20"/>
-          <w:szCs w:val="20"/>
-          <w:lang w:eastAsia="en-IN"/>
-        </w:rPr>
-        <w:t>components/</w:t>
+      <w:proofErr w:type="spellEnd"/>
+      <w:proofErr w:type="gramEnd"/>
+    </w:p>
+    <w:p>
+      <w:pPr>
+        <w:tabs>
+          <w:tab w:val="left" w:pos="916"/>
+          <w:tab w:val="left" w:pos="1832"/>
+          <w:tab w:val="left" w:pos="2748"/>
+          <w:tab w:val="left" w:pos="3664"/>
+          <w:tab w:val="left" w:pos="4580"/>
+          <w:tab w:val="left" w:pos="5496"/>
+          <w:tab w:val="left" w:pos="6412"/>
+          <w:tab w:val="left" w:pos="7328"/>
+          <w:tab w:val="left" w:pos="8244"/>
+          <w:tab w:val="left" w:pos="9160"/>
+          <w:tab w:val="left" w:pos="10076"/>
+          <w:tab w:val="left" w:pos="10992"/>
+          <w:tab w:val="left" w:pos="11908"/>
+          <w:tab w:val="left" w:pos="12824"/>
+          <w:tab w:val="left" w:pos="13740"/>
+          <w:tab w:val="left" w:pos="14656"/>
+        </w:tabs>
+        <w:spacing w:after="0" w:line="240" w:lineRule="auto"/>
+        <w:rPr>
+          <w:rFonts w:ascii="Courier New" w:eastAsia="Times New Roman" w:hAnsi="Courier New" w:cs="Courier New"/>
+          <w:sz w:val="20"/>
+          <w:szCs w:val="20"/>
+          <w:lang w:eastAsia="en-IN"/>
+        </w:rPr>
+      </w:pPr>
+    </w:p>
+    <w:p>
+      <w:pPr>
+        <w:tabs>
+          <w:tab w:val="left" w:pos="916"/>
+          <w:tab w:val="left" w:pos="1832"/>
+          <w:tab w:val="left" w:pos="2748"/>
+          <w:tab w:val="left" w:pos="3664"/>
+          <w:tab w:val="left" w:pos="4580"/>
+          <w:tab w:val="left" w:pos="5496"/>
+          <w:tab w:val="left" w:pos="6412"/>
+          <w:tab w:val="left" w:pos="7328"/>
+          <w:tab w:val="left" w:pos="8244"/>
+          <w:tab w:val="left" w:pos="9160"/>
+          <w:tab w:val="left" w:pos="10076"/>
+          <w:tab w:val="left" w:pos="10992"/>
+          <w:tab w:val="left" w:pos="11908"/>
+          <w:tab w:val="left" w:pos="12824"/>
+          <w:tab w:val="left" w:pos="13740"/>
+          <w:tab w:val="left" w:pos="14656"/>
+        </w:tabs>
+        <w:spacing w:after="0" w:line="240" w:lineRule="auto"/>
+        <w:rPr>
+          <w:rFonts w:ascii="Courier New" w:eastAsia="Times New Roman" w:hAnsi="Courier New" w:cs="Courier New"/>
+          <w:sz w:val="20"/>
+          <w:szCs w:val="20"/>
+          <w:lang w:eastAsia="en-IN"/>
+        </w:rPr>
+      </w:pPr>
+      <w:proofErr w:type="gramStart"/>
+      <w:r>
+        <w:rPr>
+          <w:rFonts w:ascii="Courier New" w:eastAsia="Times New Roman" w:hAnsi="Courier New" w:cs="Courier New"/>
+          <w:sz w:val="20"/>
+          <w:szCs w:val="20"/>
+          <w:lang w:eastAsia="en-IN"/>
+        </w:rPr>
+        <w:t>components</w:t>
+      </w:r>
+      <w:proofErr w:type="gramEnd"/>
+      <w:r>
+        <w:rPr>
+          <w:rFonts w:ascii="Courier New" w:eastAsia="Times New Roman" w:hAnsi="Courier New" w:cs="Courier New"/>
+          <w:sz w:val="20"/>
+          <w:szCs w:val="20"/>
+          <w:lang w:eastAsia="en-IN"/>
+        </w:rPr>
+        <w:t>/</w:t>
       </w:r>
     </w:p>
     <w:p>
@@ -2607,14 +2688,25 @@
           <w:lang w:eastAsia="en-IN"/>
         </w:rPr>
       </w:pPr>
-      <w:r>
-        <w:rPr>
-          <w:rFonts w:ascii="Courier New" w:eastAsia="Times New Roman" w:hAnsi="Courier New" w:cs="Courier New"/>
-          <w:sz w:val="20"/>
-          <w:szCs w:val="20"/>
-          <w:lang w:eastAsia="en-IN"/>
-        </w:rPr>
-        <w:t>pages/</w:t>
+      <w:proofErr w:type="gramStart"/>
+      <w:r>
+        <w:rPr>
+          <w:rFonts w:ascii="Courier New" w:eastAsia="Times New Roman" w:hAnsi="Courier New" w:cs="Courier New"/>
+          <w:sz w:val="20"/>
+          <w:szCs w:val="20"/>
+          <w:lang w:eastAsia="en-IN"/>
+        </w:rPr>
+        <w:t>pages</w:t>
+      </w:r>
+      <w:proofErr w:type="gramEnd"/>
+      <w:r>
+        <w:rPr>
+          <w:rFonts w:ascii="Courier New" w:eastAsia="Times New Roman" w:hAnsi="Courier New" w:cs="Courier New"/>
+          <w:sz w:val="20"/>
+          <w:szCs w:val="20"/>
+          <w:lang w:eastAsia="en-IN"/>
+        </w:rPr>
+        <w:t>/</w:t>
       </w:r>
     </w:p>
     <w:p>
@@ -2741,14 +2833,25 @@
           <w:lang w:eastAsia="en-IN"/>
         </w:rPr>
       </w:pPr>
-      <w:r>
-        <w:rPr>
-          <w:rFonts w:ascii="Courier New" w:eastAsia="Times New Roman" w:hAnsi="Courier New" w:cs="Courier New"/>
-          <w:sz w:val="20"/>
-          <w:szCs w:val="20"/>
-          <w:lang w:eastAsia="en-IN"/>
-        </w:rPr>
-        <w:t>layouts/</w:t>
+      <w:proofErr w:type="gramStart"/>
+      <w:r>
+        <w:rPr>
+          <w:rFonts w:ascii="Courier New" w:eastAsia="Times New Roman" w:hAnsi="Courier New" w:cs="Courier New"/>
+          <w:sz w:val="20"/>
+          <w:szCs w:val="20"/>
+          <w:lang w:eastAsia="en-IN"/>
+        </w:rPr>
+        <w:t>layouts</w:t>
+      </w:r>
+      <w:proofErr w:type="gramEnd"/>
+      <w:r>
+        <w:rPr>
+          <w:rFonts w:ascii="Courier New" w:eastAsia="Times New Roman" w:hAnsi="Courier New" w:cs="Courier New"/>
+          <w:sz w:val="20"/>
+          <w:szCs w:val="20"/>
+          <w:lang w:eastAsia="en-IN"/>
+        </w:rPr>
+        <w:t>/</w:t>
       </w:r>
     </w:p>
     <w:p>
@@ -2875,14 +2978,25 @@
           <w:lang w:eastAsia="en-IN"/>
         </w:rPr>
       </w:pPr>
-      <w:r>
-        <w:rPr>
-          <w:rFonts w:ascii="Courier New" w:eastAsia="Times New Roman" w:hAnsi="Courier New" w:cs="Courier New"/>
-          <w:sz w:val="20"/>
-          <w:szCs w:val="20"/>
-          <w:lang w:eastAsia="en-IN"/>
-        </w:rPr>
-        <w:t>routes/</w:t>
+      <w:proofErr w:type="gramStart"/>
+      <w:r>
+        <w:rPr>
+          <w:rFonts w:ascii="Courier New" w:eastAsia="Times New Roman" w:hAnsi="Courier New" w:cs="Courier New"/>
+          <w:sz w:val="20"/>
+          <w:szCs w:val="20"/>
+          <w:lang w:eastAsia="en-IN"/>
+        </w:rPr>
+        <w:t>routes</w:t>
+      </w:r>
+      <w:proofErr w:type="gramEnd"/>
+      <w:r>
+        <w:rPr>
+          <w:rFonts w:ascii="Courier New" w:eastAsia="Times New Roman" w:hAnsi="Courier New" w:cs="Courier New"/>
+          <w:sz w:val="20"/>
+          <w:szCs w:val="20"/>
+          <w:lang w:eastAsia="en-IN"/>
+        </w:rPr>
+        <w:t>/</w:t>
       </w:r>
     </w:p>
     <w:p>
@@ -3009,14 +3123,25 @@
           <w:lang w:eastAsia="en-IN"/>
         </w:rPr>
       </w:pPr>
-      <w:r>
-        <w:rPr>
-          <w:rFonts w:ascii="Courier New" w:eastAsia="Times New Roman" w:hAnsi="Courier New" w:cs="Courier New"/>
-          <w:sz w:val="20"/>
-          <w:szCs w:val="20"/>
-          <w:lang w:eastAsia="en-IN"/>
-        </w:rPr>
-        <w:t>hooks/</w:t>
+      <w:proofErr w:type="gramStart"/>
+      <w:r>
+        <w:rPr>
+          <w:rFonts w:ascii="Courier New" w:eastAsia="Times New Roman" w:hAnsi="Courier New" w:cs="Courier New"/>
+          <w:sz w:val="20"/>
+          <w:szCs w:val="20"/>
+          <w:lang w:eastAsia="en-IN"/>
+        </w:rPr>
+        <w:t>hooks</w:t>
+      </w:r>
+      <w:proofErr w:type="gramEnd"/>
+      <w:r>
+        <w:rPr>
+          <w:rFonts w:ascii="Courier New" w:eastAsia="Times New Roman" w:hAnsi="Courier New" w:cs="Courier New"/>
+          <w:sz w:val="20"/>
+          <w:szCs w:val="20"/>
+          <w:lang w:eastAsia="en-IN"/>
+        </w:rPr>
+        <w:t>/</w:t>
       </w:r>
     </w:p>
     <w:p>
@@ -3143,14 +3268,25 @@
           <w:lang w:eastAsia="en-IN"/>
         </w:rPr>
       </w:pPr>
-      <w:r>
-        <w:rPr>
-          <w:rFonts w:ascii="Courier New" w:eastAsia="Times New Roman" w:hAnsi="Courier New" w:cs="Courier New"/>
-          <w:sz w:val="20"/>
-          <w:szCs w:val="20"/>
-          <w:lang w:eastAsia="en-IN"/>
-        </w:rPr>
-        <w:t>services/</w:t>
+      <w:proofErr w:type="gramStart"/>
+      <w:r>
+        <w:rPr>
+          <w:rFonts w:ascii="Courier New" w:eastAsia="Times New Roman" w:hAnsi="Courier New" w:cs="Courier New"/>
+          <w:sz w:val="20"/>
+          <w:szCs w:val="20"/>
+          <w:lang w:eastAsia="en-IN"/>
+        </w:rPr>
+        <w:t>services</w:t>
+      </w:r>
+      <w:proofErr w:type="gramEnd"/>
+      <w:r>
+        <w:rPr>
+          <w:rFonts w:ascii="Courier New" w:eastAsia="Times New Roman" w:hAnsi="Courier New" w:cs="Courier New"/>
+          <w:sz w:val="20"/>
+          <w:szCs w:val="20"/>
+          <w:lang w:eastAsia="en-IN"/>
+        </w:rPr>
+        <w:t>/</w:t>
       </w:r>
     </w:p>
     <w:p>
@@ -3277,14 +3413,27 @@
           <w:lang w:eastAsia="en-IN"/>
         </w:rPr>
       </w:pPr>
-      <w:r>
-        <w:rPr>
-          <w:rFonts w:ascii="Courier New" w:eastAsia="Times New Roman" w:hAnsi="Courier New" w:cs="Courier New"/>
-          <w:sz w:val="20"/>
-          <w:szCs w:val="20"/>
-          <w:lang w:eastAsia="en-IN"/>
-        </w:rPr>
-        <w:t>config/</w:t>
+      <w:proofErr w:type="spellStart"/>
+      <w:proofErr w:type="gramStart"/>
+      <w:r>
+        <w:rPr>
+          <w:rFonts w:ascii="Courier New" w:eastAsia="Times New Roman" w:hAnsi="Courier New" w:cs="Courier New"/>
+          <w:sz w:val="20"/>
+          <w:szCs w:val="20"/>
+          <w:lang w:eastAsia="en-IN"/>
+        </w:rPr>
+        <w:t>config</w:t>
+      </w:r>
+      <w:proofErr w:type="spellEnd"/>
+      <w:proofErr w:type="gramEnd"/>
+      <w:r>
+        <w:rPr>
+          <w:rFonts w:ascii="Courier New" w:eastAsia="Times New Roman" w:hAnsi="Courier New" w:cs="Courier New"/>
+          <w:sz w:val="20"/>
+          <w:szCs w:val="20"/>
+          <w:lang w:eastAsia="en-IN"/>
+        </w:rPr>
+        <w:t>/</w:t>
       </w:r>
     </w:p>
     <w:p>
@@ -3411,14 +3560,25 @@
           <w:lang w:eastAsia="en-IN"/>
         </w:rPr>
       </w:pPr>
-      <w:r>
-        <w:rPr>
-          <w:rFonts w:ascii="Courier New" w:eastAsia="Times New Roman" w:hAnsi="Courier New" w:cs="Courier New"/>
-          <w:sz w:val="20"/>
-          <w:szCs w:val="20"/>
-          <w:lang w:eastAsia="en-IN"/>
-        </w:rPr>
-        <w:t>context/</w:t>
+      <w:proofErr w:type="gramStart"/>
+      <w:r>
+        <w:rPr>
+          <w:rFonts w:ascii="Courier New" w:eastAsia="Times New Roman" w:hAnsi="Courier New" w:cs="Courier New"/>
+          <w:sz w:val="20"/>
+          <w:szCs w:val="20"/>
+          <w:lang w:eastAsia="en-IN"/>
+        </w:rPr>
+        <w:t>context</w:t>
+      </w:r>
+      <w:proofErr w:type="gramEnd"/>
+      <w:r>
+        <w:rPr>
+          <w:rFonts w:ascii="Courier New" w:eastAsia="Times New Roman" w:hAnsi="Courier New" w:cs="Courier New"/>
+          <w:sz w:val="20"/>
+          <w:szCs w:val="20"/>
+          <w:lang w:eastAsia="en-IN"/>
+        </w:rPr>
+        <w:t>/</w:t>
       </w:r>
     </w:p>
     <w:p>
@@ -3547,6 +3707,7 @@
           <w:lang w:eastAsia="en-IN"/>
         </w:rPr>
       </w:pPr>
+      <w:proofErr w:type="gramStart"/>
       <w:r>
         <w:rPr>
           <w:rFonts w:ascii="Times New Roman" w:eastAsia="Times New Roman" w:hAnsi="Times New Roman" w:cs="Times New Roman"/>
@@ -3556,6 +3717,7 @@
         </w:rPr>
         <w:t>Probably the most important file.</w:t>
       </w:r>
+      <w:proofErr w:type="gramEnd"/>
     </w:p>
     <w:p>
       <w:pPr>
@@ -3605,6 +3767,7 @@
           <w:lang w:eastAsia="en-IN"/>
         </w:rPr>
       </w:pPr>
+      <w:proofErr w:type="spellStart"/>
       <w:r>
         <w:rPr>
           <w:rFonts w:ascii="Courier New" w:eastAsia="Times New Roman" w:hAnsi="Courier New" w:cs="Courier New"/>
@@ -3614,6 +3777,7 @@
         </w:rPr>
         <w:t>main.jsx</w:t>
       </w:r>
+      <w:proofErr w:type="spellEnd"/>
     </w:p>
     <w:p>
       <w:pPr>
@@ -3739,6 +3903,7 @@
           <w:lang w:eastAsia="en-IN"/>
         </w:rPr>
       </w:pPr>
+      <w:proofErr w:type="spellStart"/>
       <w:r>
         <w:rPr>
           <w:rFonts w:ascii="Courier New" w:eastAsia="Times New Roman" w:hAnsi="Courier New" w:cs="Courier New"/>
@@ -3748,6 +3913,7 @@
         </w:rPr>
         <w:t>App.jsx</w:t>
       </w:r>
+      <w:proofErr w:type="spellEnd"/>
     </w:p>
     <w:p>
       <w:pPr>
@@ -3873,6 +4039,7 @@
           <w:lang w:eastAsia="en-IN"/>
         </w:rPr>
       </w:pPr>
+      <w:proofErr w:type="spellStart"/>
       <w:r>
         <w:rPr>
           <w:rFonts w:ascii="Courier New" w:eastAsia="Times New Roman" w:hAnsi="Courier New" w:cs="Courier New"/>
@@ -3882,6 +4049,7 @@
         </w:rPr>
         <w:t>AppRoutes</w:t>
       </w:r>
+      <w:proofErr w:type="spellEnd"/>
     </w:p>
     <w:p>
       <w:pPr>
@@ -4007,6 +4175,7 @@
           <w:lang w:eastAsia="en-IN"/>
         </w:rPr>
       </w:pPr>
+      <w:proofErr w:type="spellStart"/>
       <w:r>
         <w:rPr>
           <w:rFonts w:ascii="Courier New" w:eastAsia="Times New Roman" w:hAnsi="Courier New" w:cs="Courier New"/>
@@ -4016,6 +4185,7 @@
         </w:rPr>
         <w:t>ProtectedRoute</w:t>
       </w:r>
+      <w:proofErr w:type="spellEnd"/>
     </w:p>
     <w:p>
       <w:pPr>
@@ -4141,6 +4311,7 @@
           <w:lang w:eastAsia="en-IN"/>
         </w:rPr>
       </w:pPr>
+      <w:proofErr w:type="spellStart"/>
       <w:r>
         <w:rPr>
           <w:rFonts w:ascii="Courier New" w:eastAsia="Times New Roman" w:hAnsi="Courier New" w:cs="Courier New"/>
@@ -4150,6 +4321,7 @@
         </w:rPr>
         <w:t>DashboardLayout</w:t>
       </w:r>
+      <w:proofErr w:type="spellEnd"/>
     </w:p>
     <w:p>
       <w:pPr>
@@ -4409,6 +4581,7 @@
           <w:lang w:eastAsia="en-IN"/>
         </w:rPr>
       </w:pPr>
+      <w:proofErr w:type="spellStart"/>
       <w:r>
         <w:rPr>
           <w:rFonts w:ascii="Courier New" w:eastAsia="Times New Roman" w:hAnsi="Courier New" w:cs="Courier New"/>
@@ -4418,6 +4591,7 @@
         </w:rPr>
         <w:t>Navbar</w:t>
       </w:r>
+      <w:proofErr w:type="spellEnd"/>
     </w:p>
     <w:p>
       <w:pPr>
@@ -4602,6 +4776,7 @@
           <w:lang w:eastAsia="en-IN"/>
         </w:rPr>
       </w:pPr>
+      <w:proofErr w:type="spellStart"/>
       <w:r>
         <w:rPr>
           <w:rFonts w:ascii="Courier New" w:eastAsia="Times New Roman" w:hAnsi="Courier New" w:cs="Courier New"/>
@@ -4611,6 +4786,7 @@
         </w:rPr>
         <w:t>AppRoutes.jsx</w:t>
       </w:r>
+      <w:proofErr w:type="spellEnd"/>
     </w:p>
     <w:p>
       <w:pPr>
@@ -4736,6 +4912,7 @@
           <w:lang w:eastAsia="en-IN"/>
         </w:rPr>
       </w:pPr>
+      <w:proofErr w:type="gramStart"/>
       <w:r>
         <w:rPr>
           <w:rFonts w:ascii="Courier New" w:eastAsia="Times New Roman" w:hAnsi="Courier New" w:cs="Courier New"/>
@@ -4745,6 +4922,7 @@
         </w:rPr>
         <w:t>Defines all application routes.</w:t>
       </w:r>
+      <w:proofErr w:type="gramEnd"/>
     </w:p>
     <w:p>
       <w:pPr>
@@ -4990,14 +5168,25 @@
           <w:lang w:eastAsia="en-IN"/>
         </w:rPr>
       </w:pPr>
-      <w:r>
-        <w:rPr>
-          <w:rFonts w:ascii="Times New Roman" w:eastAsia="Times New Roman" w:hAnsi="Times New Roman" w:cs="Times New Roman"/>
-          <w:sz w:val="24"/>
-          <w:szCs w:val="24"/>
-          <w:lang w:eastAsia="en-IN"/>
-        </w:rPr>
-        <w:t xml:space="preserve">AuthContext </w:t>
+      <w:proofErr w:type="spellStart"/>
+      <w:r>
+        <w:rPr>
+          <w:rFonts w:ascii="Times New Roman" w:eastAsia="Times New Roman" w:hAnsi="Times New Roman" w:cs="Times New Roman"/>
+          <w:sz w:val="24"/>
+          <w:szCs w:val="24"/>
+          <w:lang w:eastAsia="en-IN"/>
+        </w:rPr>
+        <w:t>AuthContext</w:t>
+      </w:r>
+      <w:proofErr w:type="spellEnd"/>
+      <w:r>
+        <w:rPr>
+          <w:rFonts w:ascii="Times New Roman" w:eastAsia="Times New Roman" w:hAnsi="Times New Roman" w:cs="Times New Roman"/>
+          <w:sz w:val="24"/>
+          <w:szCs w:val="24"/>
+          <w:lang w:eastAsia="en-IN"/>
+        </w:rPr>
+        <w:t xml:space="preserve"> </w:t>
       </w:r>
     </w:p>
     <w:p>
@@ -5014,14 +5203,25 @@
           <w:lang w:eastAsia="en-IN"/>
         </w:rPr>
       </w:pPr>
-      <w:r>
-        <w:rPr>
-          <w:rFonts w:ascii="Times New Roman" w:eastAsia="Times New Roman" w:hAnsi="Times New Roman" w:cs="Times New Roman"/>
-          <w:sz w:val="24"/>
-          <w:szCs w:val="24"/>
-          <w:lang w:eastAsia="en-IN"/>
-        </w:rPr>
-        <w:t xml:space="preserve">DashboardLayout </w:t>
+      <w:proofErr w:type="spellStart"/>
+      <w:r>
+        <w:rPr>
+          <w:rFonts w:ascii="Times New Roman" w:eastAsia="Times New Roman" w:hAnsi="Times New Roman" w:cs="Times New Roman"/>
+          <w:sz w:val="24"/>
+          <w:szCs w:val="24"/>
+          <w:lang w:eastAsia="en-IN"/>
+        </w:rPr>
+        <w:t>DashboardLayout</w:t>
+      </w:r>
+      <w:proofErr w:type="spellEnd"/>
+      <w:r>
+        <w:rPr>
+          <w:rFonts w:ascii="Times New Roman" w:eastAsia="Times New Roman" w:hAnsi="Times New Roman" w:cs="Times New Roman"/>
+          <w:sz w:val="24"/>
+          <w:szCs w:val="24"/>
+          <w:lang w:eastAsia="en-IN"/>
+        </w:rPr>
+        <w:t xml:space="preserve"> </w:t>
       </w:r>
     </w:p>
     <w:p>
@@ -5062,14 +5262,25 @@
           <w:lang w:eastAsia="en-IN"/>
         </w:rPr>
       </w:pPr>
-      <w:r>
-        <w:rPr>
-          <w:rFonts w:ascii="Times New Roman" w:eastAsia="Times New Roman" w:hAnsi="Times New Roman" w:cs="Times New Roman"/>
-          <w:sz w:val="24"/>
-          <w:szCs w:val="24"/>
-          <w:lang w:eastAsia="en-IN"/>
-        </w:rPr>
-        <w:t xml:space="preserve">Navbar </w:t>
+      <w:proofErr w:type="spellStart"/>
+      <w:r>
+        <w:rPr>
+          <w:rFonts w:ascii="Times New Roman" w:eastAsia="Times New Roman" w:hAnsi="Times New Roman" w:cs="Times New Roman"/>
+          <w:sz w:val="24"/>
+          <w:szCs w:val="24"/>
+          <w:lang w:eastAsia="en-IN"/>
+        </w:rPr>
+        <w:t>Navbar</w:t>
+      </w:r>
+      <w:proofErr w:type="spellEnd"/>
+      <w:r>
+        <w:rPr>
+          <w:rFonts w:ascii="Times New Roman" w:eastAsia="Times New Roman" w:hAnsi="Times New Roman" w:cs="Times New Roman"/>
+          <w:sz w:val="24"/>
+          <w:szCs w:val="24"/>
+          <w:lang w:eastAsia="en-IN"/>
+        </w:rPr>
+        <w:t xml:space="preserve"> </w:t>
       </w:r>
     </w:p>
     <w:p>
@@ -5110,14 +5321,25 @@
           <w:lang w:eastAsia="en-IN"/>
         </w:rPr>
       </w:pPr>
-      <w:r>
-        <w:rPr>
-          <w:rFonts w:ascii="Times New Roman" w:eastAsia="Times New Roman" w:hAnsi="Times New Roman" w:cs="Times New Roman"/>
-          <w:sz w:val="24"/>
-          <w:szCs w:val="24"/>
-          <w:lang w:eastAsia="en-IN"/>
-        </w:rPr>
-        <w:t xml:space="preserve">UserCard </w:t>
+      <w:proofErr w:type="spellStart"/>
+      <w:r>
+        <w:rPr>
+          <w:rFonts w:ascii="Times New Roman" w:eastAsia="Times New Roman" w:hAnsi="Times New Roman" w:cs="Times New Roman"/>
+          <w:sz w:val="24"/>
+          <w:szCs w:val="24"/>
+          <w:lang w:eastAsia="en-IN"/>
+        </w:rPr>
+        <w:t>UserCard</w:t>
+      </w:r>
+      <w:proofErr w:type="spellEnd"/>
+      <w:r>
+        <w:rPr>
+          <w:rFonts w:ascii="Times New Roman" w:eastAsia="Times New Roman" w:hAnsi="Times New Roman" w:cs="Times New Roman"/>
+          <w:sz w:val="24"/>
+          <w:szCs w:val="24"/>
+          <w:lang w:eastAsia="en-IN"/>
+        </w:rPr>
+        <w:t xml:space="preserve"> </w:t>
       </w:r>
     </w:p>
     <w:p>
@@ -5134,14 +5356,25 @@
           <w:lang w:eastAsia="en-IN"/>
         </w:rPr>
       </w:pPr>
-      <w:r>
-        <w:rPr>
-          <w:rFonts w:ascii="Times New Roman" w:eastAsia="Times New Roman" w:hAnsi="Times New Roman" w:cs="Times New Roman"/>
-          <w:sz w:val="24"/>
-          <w:szCs w:val="24"/>
-          <w:lang w:eastAsia="en-IN"/>
-        </w:rPr>
-        <w:t xml:space="preserve">useAuth </w:t>
+      <w:proofErr w:type="spellStart"/>
+      <w:r>
+        <w:rPr>
+          <w:rFonts w:ascii="Times New Roman" w:eastAsia="Times New Roman" w:hAnsi="Times New Roman" w:cs="Times New Roman"/>
+          <w:sz w:val="24"/>
+          <w:szCs w:val="24"/>
+          <w:lang w:eastAsia="en-IN"/>
+        </w:rPr>
+        <w:t>useAuth</w:t>
+      </w:r>
+      <w:proofErr w:type="spellEnd"/>
+      <w:r>
+        <w:rPr>
+          <w:rFonts w:ascii="Times New Roman" w:eastAsia="Times New Roman" w:hAnsi="Times New Roman" w:cs="Times New Roman"/>
+          <w:sz w:val="24"/>
+          <w:szCs w:val="24"/>
+          <w:lang w:eastAsia="en-IN"/>
+        </w:rPr>
+        <w:t xml:space="preserve"> </w:t>
       </w:r>
     </w:p>
     <w:p>
@@ -5158,14 +5391,25 @@
           <w:lang w:eastAsia="en-IN"/>
         </w:rPr>
       </w:pPr>
-      <w:r>
-        <w:rPr>
-          <w:rFonts w:ascii="Times New Roman" w:eastAsia="Times New Roman" w:hAnsi="Times New Roman" w:cs="Times New Roman"/>
-          <w:sz w:val="24"/>
-          <w:szCs w:val="24"/>
-          <w:lang w:eastAsia="en-IN"/>
-        </w:rPr>
-        <w:t xml:space="preserve">useRole </w:t>
+      <w:proofErr w:type="spellStart"/>
+      <w:r>
+        <w:rPr>
+          <w:rFonts w:ascii="Times New Roman" w:eastAsia="Times New Roman" w:hAnsi="Times New Roman" w:cs="Times New Roman"/>
+          <w:sz w:val="24"/>
+          <w:szCs w:val="24"/>
+          <w:lang w:eastAsia="en-IN"/>
+        </w:rPr>
+        <w:t>useRole</w:t>
+      </w:r>
+      <w:proofErr w:type="spellEnd"/>
+      <w:r>
+        <w:rPr>
+          <w:rFonts w:ascii="Times New Roman" w:eastAsia="Times New Roman" w:hAnsi="Times New Roman" w:cs="Times New Roman"/>
+          <w:sz w:val="24"/>
+          <w:szCs w:val="24"/>
+          <w:lang w:eastAsia="en-IN"/>
+        </w:rPr>
+        <w:t xml:space="preserve"> </w:t>
       </w:r>
     </w:p>
     <w:p>
@@ -5983,6 +6227,7 @@
           <w:lang w:eastAsia="en-IN"/>
         </w:rPr>
       </w:pPr>
+      <w:proofErr w:type="spellStart"/>
       <w:r>
         <w:rPr>
           <w:rFonts w:ascii="Courier New" w:eastAsia="Times New Roman" w:hAnsi="Courier New" w:cs="Courier New"/>
@@ -5992,6 +6237,7 @@
         </w:rPr>
         <w:t>MongoDB</w:t>
       </w:r>
+      <w:proofErr w:type="spellEnd"/>
     </w:p>
     <w:p>
       <w:pPr>
@@ -6042,14 +6288,25 @@
           <w:lang w:eastAsia="en-IN"/>
         </w:rPr>
       </w:pPr>
-      <w:r>
-        <w:rPr>
-          <w:rFonts w:ascii="Courier New" w:eastAsia="Times New Roman" w:hAnsi="Courier New" w:cs="Courier New"/>
-          <w:sz w:val="20"/>
-          <w:szCs w:val="20"/>
-          <w:lang w:eastAsia="en-IN"/>
-        </w:rPr>
-        <w:t>controllers/</w:t>
+      <w:proofErr w:type="gramStart"/>
+      <w:r>
+        <w:rPr>
+          <w:rFonts w:ascii="Courier New" w:eastAsia="Times New Roman" w:hAnsi="Courier New" w:cs="Courier New"/>
+          <w:sz w:val="20"/>
+          <w:szCs w:val="20"/>
+          <w:lang w:eastAsia="en-IN"/>
+        </w:rPr>
+        <w:t>controllers</w:t>
+      </w:r>
+      <w:proofErr w:type="gramEnd"/>
+      <w:r>
+        <w:rPr>
+          <w:rFonts w:ascii="Courier New" w:eastAsia="Times New Roman" w:hAnsi="Courier New" w:cs="Courier New"/>
+          <w:sz w:val="20"/>
+          <w:szCs w:val="20"/>
+          <w:lang w:eastAsia="en-IN"/>
+        </w:rPr>
+        <w:t>/</w:t>
       </w:r>
     </w:p>
     <w:p>
@@ -6176,14 +6433,25 @@
           <w:lang w:eastAsia="en-IN"/>
         </w:rPr>
       </w:pPr>
-      <w:r>
-        <w:rPr>
-          <w:rFonts w:ascii="Courier New" w:eastAsia="Times New Roman" w:hAnsi="Courier New" w:cs="Courier New"/>
-          <w:sz w:val="20"/>
-          <w:szCs w:val="20"/>
-          <w:lang w:eastAsia="en-IN"/>
-        </w:rPr>
-        <w:t>models/</w:t>
+      <w:proofErr w:type="gramStart"/>
+      <w:r>
+        <w:rPr>
+          <w:rFonts w:ascii="Courier New" w:eastAsia="Times New Roman" w:hAnsi="Courier New" w:cs="Courier New"/>
+          <w:sz w:val="20"/>
+          <w:szCs w:val="20"/>
+          <w:lang w:eastAsia="en-IN"/>
+        </w:rPr>
+        <w:t>models</w:t>
+      </w:r>
+      <w:proofErr w:type="gramEnd"/>
+      <w:r>
+        <w:rPr>
+          <w:rFonts w:ascii="Courier New" w:eastAsia="Times New Roman" w:hAnsi="Courier New" w:cs="Courier New"/>
+          <w:sz w:val="20"/>
+          <w:szCs w:val="20"/>
+          <w:lang w:eastAsia="en-IN"/>
+        </w:rPr>
+        <w:t>/</w:t>
       </w:r>
     </w:p>
     <w:p>
@@ -6310,14 +6578,25 @@
           <w:lang w:eastAsia="en-IN"/>
         </w:rPr>
       </w:pPr>
-      <w:r>
-        <w:rPr>
-          <w:rFonts w:ascii="Courier New" w:eastAsia="Times New Roman" w:hAnsi="Courier New" w:cs="Courier New"/>
-          <w:sz w:val="20"/>
-          <w:szCs w:val="20"/>
-          <w:lang w:eastAsia="en-IN"/>
-        </w:rPr>
-        <w:t>middleware/</w:t>
+      <w:proofErr w:type="gramStart"/>
+      <w:r>
+        <w:rPr>
+          <w:rFonts w:ascii="Courier New" w:eastAsia="Times New Roman" w:hAnsi="Courier New" w:cs="Courier New"/>
+          <w:sz w:val="20"/>
+          <w:szCs w:val="20"/>
+          <w:lang w:eastAsia="en-IN"/>
+        </w:rPr>
+        <w:t>middleware</w:t>
+      </w:r>
+      <w:proofErr w:type="gramEnd"/>
+      <w:r>
+        <w:rPr>
+          <w:rFonts w:ascii="Courier New" w:eastAsia="Times New Roman" w:hAnsi="Courier New" w:cs="Courier New"/>
+          <w:sz w:val="20"/>
+          <w:szCs w:val="20"/>
+          <w:lang w:eastAsia="en-IN"/>
+        </w:rPr>
+        <w:t>/</w:t>
       </w:r>
     </w:p>
     <w:p>
@@ -6482,14 +6761,25 @@
           <w:lang w:eastAsia="en-IN"/>
         </w:rPr>
       </w:pPr>
-      <w:r>
-        <w:rPr>
-          <w:rFonts w:ascii="Courier New" w:eastAsia="Times New Roman" w:hAnsi="Courier New" w:cs="Courier New"/>
-          <w:sz w:val="20"/>
-          <w:szCs w:val="20"/>
-          <w:lang w:eastAsia="en-IN"/>
-        </w:rPr>
-        <w:t>routes/</w:t>
+      <w:proofErr w:type="gramStart"/>
+      <w:r>
+        <w:rPr>
+          <w:rFonts w:ascii="Courier New" w:eastAsia="Times New Roman" w:hAnsi="Courier New" w:cs="Courier New"/>
+          <w:sz w:val="20"/>
+          <w:szCs w:val="20"/>
+          <w:lang w:eastAsia="en-IN"/>
+        </w:rPr>
+        <w:t>routes</w:t>
+      </w:r>
+      <w:proofErr w:type="gramEnd"/>
+      <w:r>
+        <w:rPr>
+          <w:rFonts w:ascii="Courier New" w:eastAsia="Times New Roman" w:hAnsi="Courier New" w:cs="Courier New"/>
+          <w:sz w:val="20"/>
+          <w:szCs w:val="20"/>
+          <w:lang w:eastAsia="en-IN"/>
+        </w:rPr>
+        <w:t>/</w:t>
       </w:r>
     </w:p>
     <w:p>
@@ -6616,14 +6906,25 @@
           <w:lang w:eastAsia="en-IN"/>
         </w:rPr>
       </w:pPr>
-      <w:r>
-        <w:rPr>
-          <w:rFonts w:ascii="Courier New" w:eastAsia="Times New Roman" w:hAnsi="Courier New" w:cs="Courier New"/>
-          <w:sz w:val="20"/>
-          <w:szCs w:val="20"/>
-          <w:lang w:eastAsia="en-IN"/>
-        </w:rPr>
-        <w:t>services/</w:t>
+      <w:proofErr w:type="gramStart"/>
+      <w:r>
+        <w:rPr>
+          <w:rFonts w:ascii="Courier New" w:eastAsia="Times New Roman" w:hAnsi="Courier New" w:cs="Courier New"/>
+          <w:sz w:val="20"/>
+          <w:szCs w:val="20"/>
+          <w:lang w:eastAsia="en-IN"/>
+        </w:rPr>
+        <w:t>services</w:t>
+      </w:r>
+      <w:proofErr w:type="gramEnd"/>
+      <w:r>
+        <w:rPr>
+          <w:rFonts w:ascii="Courier New" w:eastAsia="Times New Roman" w:hAnsi="Courier New" w:cs="Courier New"/>
+          <w:sz w:val="20"/>
+          <w:szCs w:val="20"/>
+          <w:lang w:eastAsia="en-IN"/>
+        </w:rPr>
+        <w:t>/</w:t>
       </w:r>
     </w:p>
     <w:p>
@@ -7504,14 +7805,25 @@
           <w:lang w:eastAsia="en-IN"/>
         </w:rPr>
       </w:pPr>
-      <w:r>
-        <w:rPr>
-          <w:rFonts w:ascii="Times New Roman" w:eastAsia="Times New Roman" w:hAnsi="Times New Roman" w:cs="Times New Roman"/>
-          <w:sz w:val="24"/>
-          <w:szCs w:val="24"/>
-          <w:lang w:eastAsia="en-IN"/>
-        </w:rPr>
-        <w:t xml:space="preserve">AppRoutes </w:t>
+      <w:proofErr w:type="spellStart"/>
+      <w:r>
+        <w:rPr>
+          <w:rFonts w:ascii="Times New Roman" w:eastAsia="Times New Roman" w:hAnsi="Times New Roman" w:cs="Times New Roman"/>
+          <w:sz w:val="24"/>
+          <w:szCs w:val="24"/>
+          <w:lang w:eastAsia="en-IN"/>
+        </w:rPr>
+        <w:t>AppRoutes</w:t>
+      </w:r>
+      <w:proofErr w:type="spellEnd"/>
+      <w:r>
+        <w:rPr>
+          <w:rFonts w:ascii="Times New Roman" w:eastAsia="Times New Roman" w:hAnsi="Times New Roman" w:cs="Times New Roman"/>
+          <w:sz w:val="24"/>
+          <w:szCs w:val="24"/>
+          <w:lang w:eastAsia="en-IN"/>
+        </w:rPr>
+        <w:t xml:space="preserve"> </w:t>
       </w:r>
     </w:p>
     <w:p>
@@ -7528,14 +7840,25 @@
           <w:lang w:eastAsia="en-IN"/>
         </w:rPr>
       </w:pPr>
-      <w:r>
-        <w:rPr>
-          <w:rFonts w:ascii="Times New Roman" w:eastAsia="Times New Roman" w:hAnsi="Times New Roman" w:cs="Times New Roman"/>
-          <w:sz w:val="24"/>
-          <w:szCs w:val="24"/>
-          <w:lang w:eastAsia="en-IN"/>
-        </w:rPr>
-        <w:t xml:space="preserve">PublicRoute </w:t>
+      <w:proofErr w:type="spellStart"/>
+      <w:r>
+        <w:rPr>
+          <w:rFonts w:ascii="Times New Roman" w:eastAsia="Times New Roman" w:hAnsi="Times New Roman" w:cs="Times New Roman"/>
+          <w:sz w:val="24"/>
+          <w:szCs w:val="24"/>
+          <w:lang w:eastAsia="en-IN"/>
+        </w:rPr>
+        <w:t>PublicRoute</w:t>
+      </w:r>
+      <w:proofErr w:type="spellEnd"/>
+      <w:r>
+        <w:rPr>
+          <w:rFonts w:ascii="Times New Roman" w:eastAsia="Times New Roman" w:hAnsi="Times New Roman" w:cs="Times New Roman"/>
+          <w:sz w:val="24"/>
+          <w:szCs w:val="24"/>
+          <w:lang w:eastAsia="en-IN"/>
+        </w:rPr>
+        <w:t xml:space="preserve"> </w:t>
       </w:r>
     </w:p>
     <w:p>
@@ -7552,14 +7875,25 @@
           <w:lang w:eastAsia="en-IN"/>
         </w:rPr>
       </w:pPr>
-      <w:r>
-        <w:rPr>
-          <w:rFonts w:ascii="Times New Roman" w:eastAsia="Times New Roman" w:hAnsi="Times New Roman" w:cs="Times New Roman"/>
-          <w:sz w:val="24"/>
-          <w:szCs w:val="24"/>
-          <w:lang w:eastAsia="en-IN"/>
-        </w:rPr>
-        <w:t xml:space="preserve">ProtectedRoute </w:t>
+      <w:proofErr w:type="spellStart"/>
+      <w:r>
+        <w:rPr>
+          <w:rFonts w:ascii="Times New Roman" w:eastAsia="Times New Roman" w:hAnsi="Times New Roman" w:cs="Times New Roman"/>
+          <w:sz w:val="24"/>
+          <w:szCs w:val="24"/>
+          <w:lang w:eastAsia="en-IN"/>
+        </w:rPr>
+        <w:t>ProtectedRoute</w:t>
+      </w:r>
+      <w:proofErr w:type="spellEnd"/>
+      <w:r>
+        <w:rPr>
+          <w:rFonts w:ascii="Times New Roman" w:eastAsia="Times New Roman" w:hAnsi="Times New Roman" w:cs="Times New Roman"/>
+          <w:sz w:val="24"/>
+          <w:szCs w:val="24"/>
+          <w:lang w:eastAsia="en-IN"/>
+        </w:rPr>
+        <w:t xml:space="preserve"> </w:t>
       </w:r>
     </w:p>
     <w:p>
@@ -7694,6 +8028,7 @@
           <w:lang w:eastAsia="en-IN"/>
         </w:rPr>
       </w:pPr>
+      <w:proofErr w:type="gramStart"/>
       <w:r>
         <w:rPr>
           <w:rFonts w:ascii="Times New Roman" w:eastAsia="Times New Roman" w:hAnsi="Times New Roman" w:cs="Times New Roman"/>
@@ -7703,6 +8038,7 @@
         </w:rPr>
         <w:t>Very important.</w:t>
       </w:r>
+      <w:proofErr w:type="gramEnd"/>
     </w:p>
     <w:p>
       <w:pPr>
@@ -7810,14 +8146,25 @@
           <w:lang w:eastAsia="en-IN"/>
         </w:rPr>
       </w:pPr>
-      <w:r>
-        <w:rPr>
-          <w:rFonts w:ascii="Times New Roman" w:eastAsia="Times New Roman" w:hAnsi="Times New Roman" w:cs="Times New Roman"/>
-          <w:sz w:val="24"/>
-          <w:szCs w:val="24"/>
-          <w:lang w:eastAsia="en-IN"/>
-        </w:rPr>
-        <w:t xml:space="preserve">AuthContext </w:t>
+      <w:proofErr w:type="spellStart"/>
+      <w:r>
+        <w:rPr>
+          <w:rFonts w:ascii="Times New Roman" w:eastAsia="Times New Roman" w:hAnsi="Times New Roman" w:cs="Times New Roman"/>
+          <w:sz w:val="24"/>
+          <w:szCs w:val="24"/>
+          <w:lang w:eastAsia="en-IN"/>
+        </w:rPr>
+        <w:t>AuthContext</w:t>
+      </w:r>
+      <w:proofErr w:type="spellEnd"/>
+      <w:r>
+        <w:rPr>
+          <w:rFonts w:ascii="Times New Roman" w:eastAsia="Times New Roman" w:hAnsi="Times New Roman" w:cs="Times New Roman"/>
+          <w:sz w:val="24"/>
+          <w:szCs w:val="24"/>
+          <w:lang w:eastAsia="en-IN"/>
+        </w:rPr>
+        <w:t xml:space="preserve"> </w:t>
       </w:r>
     </w:p>
     <w:p>
@@ -9175,6 +9522,8 @@
           <w:lang w:eastAsia="en-IN"/>
         </w:rPr>
       </w:pPr>
+      <w:proofErr w:type="spellStart"/>
+      <w:proofErr w:type="gramStart"/>
       <w:r>
         <w:rPr>
           <w:rFonts w:ascii="Courier New" w:eastAsia="Times New Roman" w:hAnsi="Courier New" w:cs="Courier New"/>
@@ -9184,64 +9533,68 @@
         </w:rPr>
         <w:t>employeeId</w:t>
       </w:r>
-    </w:p>
-    <w:p>
-      <w:pPr>
-        <w:tabs>
-          <w:tab w:val="left" w:pos="916"/>
-          <w:tab w:val="left" w:pos="1832"/>
-          <w:tab w:val="left" w:pos="2748"/>
-          <w:tab w:val="left" w:pos="3664"/>
-          <w:tab w:val="left" w:pos="4580"/>
-          <w:tab w:val="left" w:pos="5496"/>
-          <w:tab w:val="left" w:pos="6412"/>
-          <w:tab w:val="left" w:pos="7328"/>
-          <w:tab w:val="left" w:pos="8244"/>
-          <w:tab w:val="left" w:pos="9160"/>
-          <w:tab w:val="left" w:pos="10076"/>
-          <w:tab w:val="left" w:pos="10992"/>
-          <w:tab w:val="left" w:pos="11908"/>
-          <w:tab w:val="left" w:pos="12824"/>
-          <w:tab w:val="left" w:pos="13740"/>
-          <w:tab w:val="left" w:pos="14656"/>
-        </w:tabs>
-        <w:spacing w:after="0" w:line="240" w:lineRule="auto"/>
-        <w:rPr>
-          <w:rFonts w:ascii="Courier New" w:eastAsia="Times New Roman" w:hAnsi="Courier New" w:cs="Courier New"/>
-          <w:sz w:val="20"/>
-          <w:szCs w:val="20"/>
-          <w:lang w:eastAsia="en-IN"/>
-        </w:rPr>
-      </w:pPr>
-    </w:p>
-    <w:p>
-      <w:pPr>
-        <w:tabs>
-          <w:tab w:val="left" w:pos="916"/>
-          <w:tab w:val="left" w:pos="1832"/>
-          <w:tab w:val="left" w:pos="2748"/>
-          <w:tab w:val="left" w:pos="3664"/>
-          <w:tab w:val="left" w:pos="4580"/>
-          <w:tab w:val="left" w:pos="5496"/>
-          <w:tab w:val="left" w:pos="6412"/>
-          <w:tab w:val="left" w:pos="7328"/>
-          <w:tab w:val="left" w:pos="8244"/>
-          <w:tab w:val="left" w:pos="9160"/>
-          <w:tab w:val="left" w:pos="10076"/>
-          <w:tab w:val="left" w:pos="10992"/>
-          <w:tab w:val="left" w:pos="11908"/>
-          <w:tab w:val="left" w:pos="12824"/>
-          <w:tab w:val="left" w:pos="13740"/>
-          <w:tab w:val="left" w:pos="14656"/>
-        </w:tabs>
-        <w:spacing w:after="0" w:line="240" w:lineRule="auto"/>
-        <w:rPr>
-          <w:rFonts w:ascii="Courier New" w:eastAsia="Times New Roman" w:hAnsi="Courier New" w:cs="Courier New"/>
-          <w:sz w:val="20"/>
-          <w:szCs w:val="20"/>
-          <w:lang w:eastAsia="en-IN"/>
-        </w:rPr>
-      </w:pPr>
+      <w:proofErr w:type="spellEnd"/>
+      <w:proofErr w:type="gramEnd"/>
+    </w:p>
+    <w:p>
+      <w:pPr>
+        <w:tabs>
+          <w:tab w:val="left" w:pos="916"/>
+          <w:tab w:val="left" w:pos="1832"/>
+          <w:tab w:val="left" w:pos="2748"/>
+          <w:tab w:val="left" w:pos="3664"/>
+          <w:tab w:val="left" w:pos="4580"/>
+          <w:tab w:val="left" w:pos="5496"/>
+          <w:tab w:val="left" w:pos="6412"/>
+          <w:tab w:val="left" w:pos="7328"/>
+          <w:tab w:val="left" w:pos="8244"/>
+          <w:tab w:val="left" w:pos="9160"/>
+          <w:tab w:val="left" w:pos="10076"/>
+          <w:tab w:val="left" w:pos="10992"/>
+          <w:tab w:val="left" w:pos="11908"/>
+          <w:tab w:val="left" w:pos="12824"/>
+          <w:tab w:val="left" w:pos="13740"/>
+          <w:tab w:val="left" w:pos="14656"/>
+        </w:tabs>
+        <w:spacing w:after="0" w:line="240" w:lineRule="auto"/>
+        <w:rPr>
+          <w:rFonts w:ascii="Courier New" w:eastAsia="Times New Roman" w:hAnsi="Courier New" w:cs="Courier New"/>
+          <w:sz w:val="20"/>
+          <w:szCs w:val="20"/>
+          <w:lang w:eastAsia="en-IN"/>
+        </w:rPr>
+      </w:pPr>
+    </w:p>
+    <w:p>
+      <w:pPr>
+        <w:tabs>
+          <w:tab w:val="left" w:pos="916"/>
+          <w:tab w:val="left" w:pos="1832"/>
+          <w:tab w:val="left" w:pos="2748"/>
+          <w:tab w:val="left" w:pos="3664"/>
+          <w:tab w:val="left" w:pos="4580"/>
+          <w:tab w:val="left" w:pos="5496"/>
+          <w:tab w:val="left" w:pos="6412"/>
+          <w:tab w:val="left" w:pos="7328"/>
+          <w:tab w:val="left" w:pos="8244"/>
+          <w:tab w:val="left" w:pos="9160"/>
+          <w:tab w:val="left" w:pos="10076"/>
+          <w:tab w:val="left" w:pos="10992"/>
+          <w:tab w:val="left" w:pos="11908"/>
+          <w:tab w:val="left" w:pos="12824"/>
+          <w:tab w:val="left" w:pos="13740"/>
+          <w:tab w:val="left" w:pos="14656"/>
+        </w:tabs>
+        <w:spacing w:after="0" w:line="240" w:lineRule="auto"/>
+        <w:rPr>
+          <w:rFonts w:ascii="Courier New" w:eastAsia="Times New Roman" w:hAnsi="Courier New" w:cs="Courier New"/>
+          <w:sz w:val="20"/>
+          <w:szCs w:val="20"/>
+          <w:lang w:eastAsia="en-IN"/>
+        </w:rPr>
+      </w:pPr>
+      <w:proofErr w:type="spellStart"/>
+      <w:proofErr w:type="gramStart"/>
       <w:r>
         <w:rPr>
           <w:rFonts w:ascii="Courier New" w:eastAsia="Times New Roman" w:hAnsi="Courier New" w:cs="Courier New"/>
@@ -9251,64 +9604,67 @@
         </w:rPr>
         <w:t>userName</w:t>
       </w:r>
-    </w:p>
-    <w:p>
-      <w:pPr>
-        <w:tabs>
-          <w:tab w:val="left" w:pos="916"/>
-          <w:tab w:val="left" w:pos="1832"/>
-          <w:tab w:val="left" w:pos="2748"/>
-          <w:tab w:val="left" w:pos="3664"/>
-          <w:tab w:val="left" w:pos="4580"/>
-          <w:tab w:val="left" w:pos="5496"/>
-          <w:tab w:val="left" w:pos="6412"/>
-          <w:tab w:val="left" w:pos="7328"/>
-          <w:tab w:val="left" w:pos="8244"/>
-          <w:tab w:val="left" w:pos="9160"/>
-          <w:tab w:val="left" w:pos="10076"/>
-          <w:tab w:val="left" w:pos="10992"/>
-          <w:tab w:val="left" w:pos="11908"/>
-          <w:tab w:val="left" w:pos="12824"/>
-          <w:tab w:val="left" w:pos="13740"/>
-          <w:tab w:val="left" w:pos="14656"/>
-        </w:tabs>
-        <w:spacing w:after="0" w:line="240" w:lineRule="auto"/>
-        <w:rPr>
-          <w:rFonts w:ascii="Courier New" w:eastAsia="Times New Roman" w:hAnsi="Courier New" w:cs="Courier New"/>
-          <w:sz w:val="20"/>
-          <w:szCs w:val="20"/>
-          <w:lang w:eastAsia="en-IN"/>
-        </w:rPr>
-      </w:pPr>
-    </w:p>
-    <w:p>
-      <w:pPr>
-        <w:tabs>
-          <w:tab w:val="left" w:pos="916"/>
-          <w:tab w:val="left" w:pos="1832"/>
-          <w:tab w:val="left" w:pos="2748"/>
-          <w:tab w:val="left" w:pos="3664"/>
-          <w:tab w:val="left" w:pos="4580"/>
-          <w:tab w:val="left" w:pos="5496"/>
-          <w:tab w:val="left" w:pos="6412"/>
-          <w:tab w:val="left" w:pos="7328"/>
-          <w:tab w:val="left" w:pos="8244"/>
-          <w:tab w:val="left" w:pos="9160"/>
-          <w:tab w:val="left" w:pos="10076"/>
-          <w:tab w:val="left" w:pos="10992"/>
-          <w:tab w:val="left" w:pos="11908"/>
-          <w:tab w:val="left" w:pos="12824"/>
-          <w:tab w:val="left" w:pos="13740"/>
-          <w:tab w:val="left" w:pos="14656"/>
-        </w:tabs>
-        <w:spacing w:after="0" w:line="240" w:lineRule="auto"/>
-        <w:rPr>
-          <w:rFonts w:ascii="Courier New" w:eastAsia="Times New Roman" w:hAnsi="Courier New" w:cs="Courier New"/>
-          <w:sz w:val="20"/>
-          <w:szCs w:val="20"/>
-          <w:lang w:eastAsia="en-IN"/>
-        </w:rPr>
-      </w:pPr>
+      <w:proofErr w:type="spellEnd"/>
+      <w:proofErr w:type="gramEnd"/>
+    </w:p>
+    <w:p>
+      <w:pPr>
+        <w:tabs>
+          <w:tab w:val="left" w:pos="916"/>
+          <w:tab w:val="left" w:pos="1832"/>
+          <w:tab w:val="left" w:pos="2748"/>
+          <w:tab w:val="left" w:pos="3664"/>
+          <w:tab w:val="left" w:pos="4580"/>
+          <w:tab w:val="left" w:pos="5496"/>
+          <w:tab w:val="left" w:pos="6412"/>
+          <w:tab w:val="left" w:pos="7328"/>
+          <w:tab w:val="left" w:pos="8244"/>
+          <w:tab w:val="left" w:pos="9160"/>
+          <w:tab w:val="left" w:pos="10076"/>
+          <w:tab w:val="left" w:pos="10992"/>
+          <w:tab w:val="left" w:pos="11908"/>
+          <w:tab w:val="left" w:pos="12824"/>
+          <w:tab w:val="left" w:pos="13740"/>
+          <w:tab w:val="left" w:pos="14656"/>
+        </w:tabs>
+        <w:spacing w:after="0" w:line="240" w:lineRule="auto"/>
+        <w:rPr>
+          <w:rFonts w:ascii="Courier New" w:eastAsia="Times New Roman" w:hAnsi="Courier New" w:cs="Courier New"/>
+          <w:sz w:val="20"/>
+          <w:szCs w:val="20"/>
+          <w:lang w:eastAsia="en-IN"/>
+        </w:rPr>
+      </w:pPr>
+    </w:p>
+    <w:p>
+      <w:pPr>
+        <w:tabs>
+          <w:tab w:val="left" w:pos="916"/>
+          <w:tab w:val="left" w:pos="1832"/>
+          <w:tab w:val="left" w:pos="2748"/>
+          <w:tab w:val="left" w:pos="3664"/>
+          <w:tab w:val="left" w:pos="4580"/>
+          <w:tab w:val="left" w:pos="5496"/>
+          <w:tab w:val="left" w:pos="6412"/>
+          <w:tab w:val="left" w:pos="7328"/>
+          <w:tab w:val="left" w:pos="8244"/>
+          <w:tab w:val="left" w:pos="9160"/>
+          <w:tab w:val="left" w:pos="10076"/>
+          <w:tab w:val="left" w:pos="10992"/>
+          <w:tab w:val="left" w:pos="11908"/>
+          <w:tab w:val="left" w:pos="12824"/>
+          <w:tab w:val="left" w:pos="13740"/>
+          <w:tab w:val="left" w:pos="14656"/>
+        </w:tabs>
+        <w:spacing w:after="0" w:line="240" w:lineRule="auto"/>
+        <w:rPr>
+          <w:rFonts w:ascii="Courier New" w:eastAsia="Times New Roman" w:hAnsi="Courier New" w:cs="Courier New"/>
+          <w:sz w:val="20"/>
+          <w:szCs w:val="20"/>
+          <w:lang w:eastAsia="en-IN"/>
+        </w:rPr>
+      </w:pPr>
+      <w:proofErr w:type="gramStart"/>
       <w:r>
         <w:rPr>
           <w:rFonts w:ascii="Courier New" w:eastAsia="Times New Roman" w:hAnsi="Courier New" w:cs="Courier New"/>
@@ -9318,64 +9674,66 @@
         </w:rPr>
         <w:t>email</w:t>
       </w:r>
-    </w:p>
-    <w:p>
-      <w:pPr>
-        <w:tabs>
-          <w:tab w:val="left" w:pos="916"/>
-          <w:tab w:val="left" w:pos="1832"/>
-          <w:tab w:val="left" w:pos="2748"/>
-          <w:tab w:val="left" w:pos="3664"/>
-          <w:tab w:val="left" w:pos="4580"/>
-          <w:tab w:val="left" w:pos="5496"/>
-          <w:tab w:val="left" w:pos="6412"/>
-          <w:tab w:val="left" w:pos="7328"/>
-          <w:tab w:val="left" w:pos="8244"/>
-          <w:tab w:val="left" w:pos="9160"/>
-          <w:tab w:val="left" w:pos="10076"/>
-          <w:tab w:val="left" w:pos="10992"/>
-          <w:tab w:val="left" w:pos="11908"/>
-          <w:tab w:val="left" w:pos="12824"/>
-          <w:tab w:val="left" w:pos="13740"/>
-          <w:tab w:val="left" w:pos="14656"/>
-        </w:tabs>
-        <w:spacing w:after="0" w:line="240" w:lineRule="auto"/>
-        <w:rPr>
-          <w:rFonts w:ascii="Courier New" w:eastAsia="Times New Roman" w:hAnsi="Courier New" w:cs="Courier New"/>
-          <w:sz w:val="20"/>
-          <w:szCs w:val="20"/>
-          <w:lang w:eastAsia="en-IN"/>
-        </w:rPr>
-      </w:pPr>
-    </w:p>
-    <w:p>
-      <w:pPr>
-        <w:tabs>
-          <w:tab w:val="left" w:pos="916"/>
-          <w:tab w:val="left" w:pos="1832"/>
-          <w:tab w:val="left" w:pos="2748"/>
-          <w:tab w:val="left" w:pos="3664"/>
-          <w:tab w:val="left" w:pos="4580"/>
-          <w:tab w:val="left" w:pos="5496"/>
-          <w:tab w:val="left" w:pos="6412"/>
-          <w:tab w:val="left" w:pos="7328"/>
-          <w:tab w:val="left" w:pos="8244"/>
-          <w:tab w:val="left" w:pos="9160"/>
-          <w:tab w:val="left" w:pos="10076"/>
-          <w:tab w:val="left" w:pos="10992"/>
-          <w:tab w:val="left" w:pos="11908"/>
-          <w:tab w:val="left" w:pos="12824"/>
-          <w:tab w:val="left" w:pos="13740"/>
-          <w:tab w:val="left" w:pos="14656"/>
-        </w:tabs>
-        <w:spacing w:after="0" w:line="240" w:lineRule="auto"/>
-        <w:rPr>
-          <w:rFonts w:ascii="Courier New" w:eastAsia="Times New Roman" w:hAnsi="Courier New" w:cs="Courier New"/>
-          <w:sz w:val="20"/>
-          <w:szCs w:val="20"/>
-          <w:lang w:eastAsia="en-IN"/>
-        </w:rPr>
-      </w:pPr>
+      <w:proofErr w:type="gramEnd"/>
+    </w:p>
+    <w:p>
+      <w:pPr>
+        <w:tabs>
+          <w:tab w:val="left" w:pos="916"/>
+          <w:tab w:val="left" w:pos="1832"/>
+          <w:tab w:val="left" w:pos="2748"/>
+          <w:tab w:val="left" w:pos="3664"/>
+          <w:tab w:val="left" w:pos="4580"/>
+          <w:tab w:val="left" w:pos="5496"/>
+          <w:tab w:val="left" w:pos="6412"/>
+          <w:tab w:val="left" w:pos="7328"/>
+          <w:tab w:val="left" w:pos="8244"/>
+          <w:tab w:val="left" w:pos="9160"/>
+          <w:tab w:val="left" w:pos="10076"/>
+          <w:tab w:val="left" w:pos="10992"/>
+          <w:tab w:val="left" w:pos="11908"/>
+          <w:tab w:val="left" w:pos="12824"/>
+          <w:tab w:val="left" w:pos="13740"/>
+          <w:tab w:val="left" w:pos="14656"/>
+        </w:tabs>
+        <w:spacing w:after="0" w:line="240" w:lineRule="auto"/>
+        <w:rPr>
+          <w:rFonts w:ascii="Courier New" w:eastAsia="Times New Roman" w:hAnsi="Courier New" w:cs="Courier New"/>
+          <w:sz w:val="20"/>
+          <w:szCs w:val="20"/>
+          <w:lang w:eastAsia="en-IN"/>
+        </w:rPr>
+      </w:pPr>
+    </w:p>
+    <w:p>
+      <w:pPr>
+        <w:tabs>
+          <w:tab w:val="left" w:pos="916"/>
+          <w:tab w:val="left" w:pos="1832"/>
+          <w:tab w:val="left" w:pos="2748"/>
+          <w:tab w:val="left" w:pos="3664"/>
+          <w:tab w:val="left" w:pos="4580"/>
+          <w:tab w:val="left" w:pos="5496"/>
+          <w:tab w:val="left" w:pos="6412"/>
+          <w:tab w:val="left" w:pos="7328"/>
+          <w:tab w:val="left" w:pos="8244"/>
+          <w:tab w:val="left" w:pos="9160"/>
+          <w:tab w:val="left" w:pos="10076"/>
+          <w:tab w:val="left" w:pos="10992"/>
+          <w:tab w:val="left" w:pos="11908"/>
+          <w:tab w:val="left" w:pos="12824"/>
+          <w:tab w:val="left" w:pos="13740"/>
+          <w:tab w:val="left" w:pos="14656"/>
+        </w:tabs>
+        <w:spacing w:after="0" w:line="240" w:lineRule="auto"/>
+        <w:rPr>
+          <w:rFonts w:ascii="Courier New" w:eastAsia="Times New Roman" w:hAnsi="Courier New" w:cs="Courier New"/>
+          <w:sz w:val="20"/>
+          <w:szCs w:val="20"/>
+          <w:lang w:eastAsia="en-IN"/>
+        </w:rPr>
+      </w:pPr>
+      <w:proofErr w:type="gramStart"/>
       <w:r>
         <w:rPr>
           <w:rFonts w:ascii="Courier New" w:eastAsia="Times New Roman" w:hAnsi="Courier New" w:cs="Courier New"/>
@@ -9385,64 +9743,66 @@
         </w:rPr>
         <w:t>password</w:t>
       </w:r>
-    </w:p>
-    <w:p>
-      <w:pPr>
-        <w:tabs>
-          <w:tab w:val="left" w:pos="916"/>
-          <w:tab w:val="left" w:pos="1832"/>
-          <w:tab w:val="left" w:pos="2748"/>
-          <w:tab w:val="left" w:pos="3664"/>
-          <w:tab w:val="left" w:pos="4580"/>
-          <w:tab w:val="left" w:pos="5496"/>
-          <w:tab w:val="left" w:pos="6412"/>
-          <w:tab w:val="left" w:pos="7328"/>
-          <w:tab w:val="left" w:pos="8244"/>
-          <w:tab w:val="left" w:pos="9160"/>
-          <w:tab w:val="left" w:pos="10076"/>
-          <w:tab w:val="left" w:pos="10992"/>
-          <w:tab w:val="left" w:pos="11908"/>
-          <w:tab w:val="left" w:pos="12824"/>
-          <w:tab w:val="left" w:pos="13740"/>
-          <w:tab w:val="left" w:pos="14656"/>
-        </w:tabs>
-        <w:spacing w:after="0" w:line="240" w:lineRule="auto"/>
-        <w:rPr>
-          <w:rFonts w:ascii="Courier New" w:eastAsia="Times New Roman" w:hAnsi="Courier New" w:cs="Courier New"/>
-          <w:sz w:val="20"/>
-          <w:szCs w:val="20"/>
-          <w:lang w:eastAsia="en-IN"/>
-        </w:rPr>
-      </w:pPr>
-    </w:p>
-    <w:p>
-      <w:pPr>
-        <w:tabs>
-          <w:tab w:val="left" w:pos="916"/>
-          <w:tab w:val="left" w:pos="1832"/>
-          <w:tab w:val="left" w:pos="2748"/>
-          <w:tab w:val="left" w:pos="3664"/>
-          <w:tab w:val="left" w:pos="4580"/>
-          <w:tab w:val="left" w:pos="5496"/>
-          <w:tab w:val="left" w:pos="6412"/>
-          <w:tab w:val="left" w:pos="7328"/>
-          <w:tab w:val="left" w:pos="8244"/>
-          <w:tab w:val="left" w:pos="9160"/>
-          <w:tab w:val="left" w:pos="10076"/>
-          <w:tab w:val="left" w:pos="10992"/>
-          <w:tab w:val="left" w:pos="11908"/>
-          <w:tab w:val="left" w:pos="12824"/>
-          <w:tab w:val="left" w:pos="13740"/>
-          <w:tab w:val="left" w:pos="14656"/>
-        </w:tabs>
-        <w:spacing w:after="0" w:line="240" w:lineRule="auto"/>
-        <w:rPr>
-          <w:rFonts w:ascii="Courier New" w:eastAsia="Times New Roman" w:hAnsi="Courier New" w:cs="Courier New"/>
-          <w:sz w:val="20"/>
-          <w:szCs w:val="20"/>
-          <w:lang w:eastAsia="en-IN"/>
-        </w:rPr>
-      </w:pPr>
+      <w:proofErr w:type="gramEnd"/>
+    </w:p>
+    <w:p>
+      <w:pPr>
+        <w:tabs>
+          <w:tab w:val="left" w:pos="916"/>
+          <w:tab w:val="left" w:pos="1832"/>
+          <w:tab w:val="left" w:pos="2748"/>
+          <w:tab w:val="left" w:pos="3664"/>
+          <w:tab w:val="left" w:pos="4580"/>
+          <w:tab w:val="left" w:pos="5496"/>
+          <w:tab w:val="left" w:pos="6412"/>
+          <w:tab w:val="left" w:pos="7328"/>
+          <w:tab w:val="left" w:pos="8244"/>
+          <w:tab w:val="left" w:pos="9160"/>
+          <w:tab w:val="left" w:pos="10076"/>
+          <w:tab w:val="left" w:pos="10992"/>
+          <w:tab w:val="left" w:pos="11908"/>
+          <w:tab w:val="left" w:pos="12824"/>
+          <w:tab w:val="left" w:pos="13740"/>
+          <w:tab w:val="left" w:pos="14656"/>
+        </w:tabs>
+        <w:spacing w:after="0" w:line="240" w:lineRule="auto"/>
+        <w:rPr>
+          <w:rFonts w:ascii="Courier New" w:eastAsia="Times New Roman" w:hAnsi="Courier New" w:cs="Courier New"/>
+          <w:sz w:val="20"/>
+          <w:szCs w:val="20"/>
+          <w:lang w:eastAsia="en-IN"/>
+        </w:rPr>
+      </w:pPr>
+    </w:p>
+    <w:p>
+      <w:pPr>
+        <w:tabs>
+          <w:tab w:val="left" w:pos="916"/>
+          <w:tab w:val="left" w:pos="1832"/>
+          <w:tab w:val="left" w:pos="2748"/>
+          <w:tab w:val="left" w:pos="3664"/>
+          <w:tab w:val="left" w:pos="4580"/>
+          <w:tab w:val="left" w:pos="5496"/>
+          <w:tab w:val="left" w:pos="6412"/>
+          <w:tab w:val="left" w:pos="7328"/>
+          <w:tab w:val="left" w:pos="8244"/>
+          <w:tab w:val="left" w:pos="9160"/>
+          <w:tab w:val="left" w:pos="10076"/>
+          <w:tab w:val="left" w:pos="10992"/>
+          <w:tab w:val="left" w:pos="11908"/>
+          <w:tab w:val="left" w:pos="12824"/>
+          <w:tab w:val="left" w:pos="13740"/>
+          <w:tab w:val="left" w:pos="14656"/>
+        </w:tabs>
+        <w:spacing w:after="0" w:line="240" w:lineRule="auto"/>
+        <w:rPr>
+          <w:rFonts w:ascii="Courier New" w:eastAsia="Times New Roman" w:hAnsi="Courier New" w:cs="Courier New"/>
+          <w:sz w:val="20"/>
+          <w:szCs w:val="20"/>
+          <w:lang w:eastAsia="en-IN"/>
+        </w:rPr>
+      </w:pPr>
+      <w:proofErr w:type="gramStart"/>
       <w:r>
         <w:rPr>
           <w:rFonts w:ascii="Courier New" w:eastAsia="Times New Roman" w:hAnsi="Courier New" w:cs="Courier New"/>
@@ -9452,64 +9812,66 @@
         </w:rPr>
         <w:t>designation</w:t>
       </w:r>
-    </w:p>
-    <w:p>
-      <w:pPr>
-        <w:tabs>
-          <w:tab w:val="left" w:pos="916"/>
-          <w:tab w:val="left" w:pos="1832"/>
-          <w:tab w:val="left" w:pos="2748"/>
-          <w:tab w:val="left" w:pos="3664"/>
-          <w:tab w:val="left" w:pos="4580"/>
-          <w:tab w:val="left" w:pos="5496"/>
-          <w:tab w:val="left" w:pos="6412"/>
-          <w:tab w:val="left" w:pos="7328"/>
-          <w:tab w:val="left" w:pos="8244"/>
-          <w:tab w:val="left" w:pos="9160"/>
-          <w:tab w:val="left" w:pos="10076"/>
-          <w:tab w:val="left" w:pos="10992"/>
-          <w:tab w:val="left" w:pos="11908"/>
-          <w:tab w:val="left" w:pos="12824"/>
-          <w:tab w:val="left" w:pos="13740"/>
-          <w:tab w:val="left" w:pos="14656"/>
-        </w:tabs>
-        <w:spacing w:after="0" w:line="240" w:lineRule="auto"/>
-        <w:rPr>
-          <w:rFonts w:ascii="Courier New" w:eastAsia="Times New Roman" w:hAnsi="Courier New" w:cs="Courier New"/>
-          <w:sz w:val="20"/>
-          <w:szCs w:val="20"/>
-          <w:lang w:eastAsia="en-IN"/>
-        </w:rPr>
-      </w:pPr>
-    </w:p>
-    <w:p>
-      <w:pPr>
-        <w:tabs>
-          <w:tab w:val="left" w:pos="916"/>
-          <w:tab w:val="left" w:pos="1832"/>
-          <w:tab w:val="left" w:pos="2748"/>
-          <w:tab w:val="left" w:pos="3664"/>
-          <w:tab w:val="left" w:pos="4580"/>
-          <w:tab w:val="left" w:pos="5496"/>
-          <w:tab w:val="left" w:pos="6412"/>
-          <w:tab w:val="left" w:pos="7328"/>
-          <w:tab w:val="left" w:pos="8244"/>
-          <w:tab w:val="left" w:pos="9160"/>
-          <w:tab w:val="left" w:pos="10076"/>
-          <w:tab w:val="left" w:pos="10992"/>
-          <w:tab w:val="left" w:pos="11908"/>
-          <w:tab w:val="left" w:pos="12824"/>
-          <w:tab w:val="left" w:pos="13740"/>
-          <w:tab w:val="left" w:pos="14656"/>
-        </w:tabs>
-        <w:spacing w:after="0" w:line="240" w:lineRule="auto"/>
-        <w:rPr>
-          <w:rFonts w:ascii="Courier New" w:eastAsia="Times New Roman" w:hAnsi="Courier New" w:cs="Courier New"/>
-          <w:sz w:val="20"/>
-          <w:szCs w:val="20"/>
-          <w:lang w:eastAsia="en-IN"/>
-        </w:rPr>
-      </w:pPr>
+      <w:proofErr w:type="gramEnd"/>
+    </w:p>
+    <w:p>
+      <w:pPr>
+        <w:tabs>
+          <w:tab w:val="left" w:pos="916"/>
+          <w:tab w:val="left" w:pos="1832"/>
+          <w:tab w:val="left" w:pos="2748"/>
+          <w:tab w:val="left" w:pos="3664"/>
+          <w:tab w:val="left" w:pos="4580"/>
+          <w:tab w:val="left" w:pos="5496"/>
+          <w:tab w:val="left" w:pos="6412"/>
+          <w:tab w:val="left" w:pos="7328"/>
+          <w:tab w:val="left" w:pos="8244"/>
+          <w:tab w:val="left" w:pos="9160"/>
+          <w:tab w:val="left" w:pos="10076"/>
+          <w:tab w:val="left" w:pos="10992"/>
+          <w:tab w:val="left" w:pos="11908"/>
+          <w:tab w:val="left" w:pos="12824"/>
+          <w:tab w:val="left" w:pos="13740"/>
+          <w:tab w:val="left" w:pos="14656"/>
+        </w:tabs>
+        <w:spacing w:after="0" w:line="240" w:lineRule="auto"/>
+        <w:rPr>
+          <w:rFonts w:ascii="Courier New" w:eastAsia="Times New Roman" w:hAnsi="Courier New" w:cs="Courier New"/>
+          <w:sz w:val="20"/>
+          <w:szCs w:val="20"/>
+          <w:lang w:eastAsia="en-IN"/>
+        </w:rPr>
+      </w:pPr>
+    </w:p>
+    <w:p>
+      <w:pPr>
+        <w:tabs>
+          <w:tab w:val="left" w:pos="916"/>
+          <w:tab w:val="left" w:pos="1832"/>
+          <w:tab w:val="left" w:pos="2748"/>
+          <w:tab w:val="left" w:pos="3664"/>
+          <w:tab w:val="left" w:pos="4580"/>
+          <w:tab w:val="left" w:pos="5496"/>
+          <w:tab w:val="left" w:pos="6412"/>
+          <w:tab w:val="left" w:pos="7328"/>
+          <w:tab w:val="left" w:pos="8244"/>
+          <w:tab w:val="left" w:pos="9160"/>
+          <w:tab w:val="left" w:pos="10076"/>
+          <w:tab w:val="left" w:pos="10992"/>
+          <w:tab w:val="left" w:pos="11908"/>
+          <w:tab w:val="left" w:pos="12824"/>
+          <w:tab w:val="left" w:pos="13740"/>
+          <w:tab w:val="left" w:pos="14656"/>
+        </w:tabs>
+        <w:spacing w:after="0" w:line="240" w:lineRule="auto"/>
+        <w:rPr>
+          <w:rFonts w:ascii="Courier New" w:eastAsia="Times New Roman" w:hAnsi="Courier New" w:cs="Courier New"/>
+          <w:sz w:val="20"/>
+          <w:szCs w:val="20"/>
+          <w:lang w:eastAsia="en-IN"/>
+        </w:rPr>
+      </w:pPr>
+      <w:proofErr w:type="gramStart"/>
       <w:r>
         <w:rPr>
           <w:rFonts w:ascii="Courier New" w:eastAsia="Times New Roman" w:hAnsi="Courier New" w:cs="Courier New"/>
@@ -9519,64 +9881,67 @@
         </w:rPr>
         <w:t>status</w:t>
       </w:r>
-    </w:p>
-    <w:p>
-      <w:pPr>
-        <w:tabs>
-          <w:tab w:val="left" w:pos="916"/>
-          <w:tab w:val="left" w:pos="1832"/>
-          <w:tab w:val="left" w:pos="2748"/>
-          <w:tab w:val="left" w:pos="3664"/>
-          <w:tab w:val="left" w:pos="4580"/>
-          <w:tab w:val="left" w:pos="5496"/>
-          <w:tab w:val="left" w:pos="6412"/>
-          <w:tab w:val="left" w:pos="7328"/>
-          <w:tab w:val="left" w:pos="8244"/>
-          <w:tab w:val="left" w:pos="9160"/>
-          <w:tab w:val="left" w:pos="10076"/>
-          <w:tab w:val="left" w:pos="10992"/>
-          <w:tab w:val="left" w:pos="11908"/>
-          <w:tab w:val="left" w:pos="12824"/>
-          <w:tab w:val="left" w:pos="13740"/>
-          <w:tab w:val="left" w:pos="14656"/>
-        </w:tabs>
-        <w:spacing w:after="0" w:line="240" w:lineRule="auto"/>
-        <w:rPr>
-          <w:rFonts w:ascii="Courier New" w:eastAsia="Times New Roman" w:hAnsi="Courier New" w:cs="Courier New"/>
-          <w:sz w:val="20"/>
-          <w:szCs w:val="20"/>
-          <w:lang w:eastAsia="en-IN"/>
-        </w:rPr>
-      </w:pPr>
-    </w:p>
-    <w:p>
-      <w:pPr>
-        <w:tabs>
-          <w:tab w:val="left" w:pos="916"/>
-          <w:tab w:val="left" w:pos="1832"/>
-          <w:tab w:val="left" w:pos="2748"/>
-          <w:tab w:val="left" w:pos="3664"/>
-          <w:tab w:val="left" w:pos="4580"/>
-          <w:tab w:val="left" w:pos="5496"/>
-          <w:tab w:val="left" w:pos="6412"/>
-          <w:tab w:val="left" w:pos="7328"/>
-          <w:tab w:val="left" w:pos="8244"/>
-          <w:tab w:val="left" w:pos="9160"/>
-          <w:tab w:val="left" w:pos="10076"/>
-          <w:tab w:val="left" w:pos="10992"/>
-          <w:tab w:val="left" w:pos="11908"/>
-          <w:tab w:val="left" w:pos="12824"/>
-          <w:tab w:val="left" w:pos="13740"/>
-          <w:tab w:val="left" w:pos="14656"/>
-        </w:tabs>
-        <w:spacing w:after="0" w:line="240" w:lineRule="auto"/>
-        <w:rPr>
-          <w:rFonts w:ascii="Courier New" w:eastAsia="Times New Roman" w:hAnsi="Courier New" w:cs="Courier New"/>
-          <w:sz w:val="20"/>
-          <w:szCs w:val="20"/>
-          <w:lang w:eastAsia="en-IN"/>
-        </w:rPr>
-      </w:pPr>
+      <w:proofErr w:type="gramEnd"/>
+    </w:p>
+    <w:p>
+      <w:pPr>
+        <w:tabs>
+          <w:tab w:val="left" w:pos="916"/>
+          <w:tab w:val="left" w:pos="1832"/>
+          <w:tab w:val="left" w:pos="2748"/>
+          <w:tab w:val="left" w:pos="3664"/>
+          <w:tab w:val="left" w:pos="4580"/>
+          <w:tab w:val="left" w:pos="5496"/>
+          <w:tab w:val="left" w:pos="6412"/>
+          <w:tab w:val="left" w:pos="7328"/>
+          <w:tab w:val="left" w:pos="8244"/>
+          <w:tab w:val="left" w:pos="9160"/>
+          <w:tab w:val="left" w:pos="10076"/>
+          <w:tab w:val="left" w:pos="10992"/>
+          <w:tab w:val="left" w:pos="11908"/>
+          <w:tab w:val="left" w:pos="12824"/>
+          <w:tab w:val="left" w:pos="13740"/>
+          <w:tab w:val="left" w:pos="14656"/>
+        </w:tabs>
+        <w:spacing w:after="0" w:line="240" w:lineRule="auto"/>
+        <w:rPr>
+          <w:rFonts w:ascii="Courier New" w:eastAsia="Times New Roman" w:hAnsi="Courier New" w:cs="Courier New"/>
+          <w:sz w:val="20"/>
+          <w:szCs w:val="20"/>
+          <w:lang w:eastAsia="en-IN"/>
+        </w:rPr>
+      </w:pPr>
+    </w:p>
+    <w:p>
+      <w:pPr>
+        <w:tabs>
+          <w:tab w:val="left" w:pos="916"/>
+          <w:tab w:val="left" w:pos="1832"/>
+          <w:tab w:val="left" w:pos="2748"/>
+          <w:tab w:val="left" w:pos="3664"/>
+          <w:tab w:val="left" w:pos="4580"/>
+          <w:tab w:val="left" w:pos="5496"/>
+          <w:tab w:val="left" w:pos="6412"/>
+          <w:tab w:val="left" w:pos="7328"/>
+          <w:tab w:val="left" w:pos="8244"/>
+          <w:tab w:val="left" w:pos="9160"/>
+          <w:tab w:val="left" w:pos="10076"/>
+          <w:tab w:val="left" w:pos="10992"/>
+          <w:tab w:val="left" w:pos="11908"/>
+          <w:tab w:val="left" w:pos="12824"/>
+          <w:tab w:val="left" w:pos="13740"/>
+          <w:tab w:val="left" w:pos="14656"/>
+        </w:tabs>
+        <w:spacing w:after="0" w:line="240" w:lineRule="auto"/>
+        <w:rPr>
+          <w:rFonts w:ascii="Courier New" w:eastAsia="Times New Roman" w:hAnsi="Courier New" w:cs="Courier New"/>
+          <w:sz w:val="20"/>
+          <w:szCs w:val="20"/>
+          <w:lang w:eastAsia="en-IN"/>
+        </w:rPr>
+      </w:pPr>
+      <w:proofErr w:type="spellStart"/>
+      <w:proofErr w:type="gramStart"/>
       <w:r>
         <w:rPr>
           <w:rFonts w:ascii="Courier New" w:eastAsia="Times New Roman" w:hAnsi="Courier New" w:cs="Courier New"/>
@@ -9586,6 +9951,8 @@
         </w:rPr>
         <w:t>createdAt</w:t>
       </w:r>
+      <w:proofErr w:type="spellEnd"/>
+      <w:proofErr w:type="gramEnd"/>
     </w:p>
     <w:p>
       <w:pPr>
@@ -10265,44 +10632,58 @@
           <w:lang w:eastAsia="en-IN"/>
         </w:rPr>
       </w:pPr>
-      <w:r>
-        <w:rPr>
-          <w:rFonts w:ascii="Courier New" w:eastAsia="Times New Roman" w:hAnsi="Courier New" w:cs="Courier New"/>
-          <w:sz w:val="20"/>
-          <w:szCs w:val="20"/>
-          <w:lang w:eastAsia="en-IN"/>
-        </w:rPr>
-        <w:t>employeeId,</w:t>
-      </w:r>
-    </w:p>
-    <w:p>
-      <w:pPr>
-        <w:tabs>
-          <w:tab w:val="left" w:pos="916"/>
-          <w:tab w:val="left" w:pos="1832"/>
-          <w:tab w:val="left" w:pos="2748"/>
-          <w:tab w:val="left" w:pos="3664"/>
-          <w:tab w:val="left" w:pos="4580"/>
-          <w:tab w:val="left" w:pos="5496"/>
-          <w:tab w:val="left" w:pos="6412"/>
-          <w:tab w:val="left" w:pos="7328"/>
-          <w:tab w:val="left" w:pos="8244"/>
-          <w:tab w:val="left" w:pos="9160"/>
-          <w:tab w:val="left" w:pos="10076"/>
-          <w:tab w:val="left" w:pos="10992"/>
-          <w:tab w:val="left" w:pos="11908"/>
-          <w:tab w:val="left" w:pos="12824"/>
-          <w:tab w:val="left" w:pos="13740"/>
-          <w:tab w:val="left" w:pos="14656"/>
-        </w:tabs>
-        <w:spacing w:after="0" w:line="240" w:lineRule="auto"/>
-        <w:rPr>
-          <w:rFonts w:ascii="Courier New" w:eastAsia="Times New Roman" w:hAnsi="Courier New" w:cs="Courier New"/>
-          <w:sz w:val="20"/>
-          <w:szCs w:val="20"/>
-          <w:lang w:eastAsia="en-IN"/>
-        </w:rPr>
-      </w:pPr>
+      <w:proofErr w:type="spellStart"/>
+      <w:proofErr w:type="gramStart"/>
+      <w:r>
+        <w:rPr>
+          <w:rFonts w:ascii="Courier New" w:eastAsia="Times New Roman" w:hAnsi="Courier New" w:cs="Courier New"/>
+          <w:sz w:val="20"/>
+          <w:szCs w:val="20"/>
+          <w:lang w:eastAsia="en-IN"/>
+        </w:rPr>
+        <w:t>employeeId</w:t>
+      </w:r>
+      <w:proofErr w:type="spellEnd"/>
+      <w:proofErr w:type="gramEnd"/>
+      <w:r>
+        <w:rPr>
+          <w:rFonts w:ascii="Courier New" w:eastAsia="Times New Roman" w:hAnsi="Courier New" w:cs="Courier New"/>
+          <w:sz w:val="20"/>
+          <w:szCs w:val="20"/>
+          <w:lang w:eastAsia="en-IN"/>
+        </w:rPr>
+        <w:t>,</w:t>
+      </w:r>
+    </w:p>
+    <w:p>
+      <w:pPr>
+        <w:tabs>
+          <w:tab w:val="left" w:pos="916"/>
+          <w:tab w:val="left" w:pos="1832"/>
+          <w:tab w:val="left" w:pos="2748"/>
+          <w:tab w:val="left" w:pos="3664"/>
+          <w:tab w:val="left" w:pos="4580"/>
+          <w:tab w:val="left" w:pos="5496"/>
+          <w:tab w:val="left" w:pos="6412"/>
+          <w:tab w:val="left" w:pos="7328"/>
+          <w:tab w:val="left" w:pos="8244"/>
+          <w:tab w:val="left" w:pos="9160"/>
+          <w:tab w:val="left" w:pos="10076"/>
+          <w:tab w:val="left" w:pos="10992"/>
+          <w:tab w:val="left" w:pos="11908"/>
+          <w:tab w:val="left" w:pos="12824"/>
+          <w:tab w:val="left" w:pos="13740"/>
+          <w:tab w:val="left" w:pos="14656"/>
+        </w:tabs>
+        <w:spacing w:after="0" w:line="240" w:lineRule="auto"/>
+        <w:rPr>
+          <w:rFonts w:ascii="Courier New" w:eastAsia="Times New Roman" w:hAnsi="Courier New" w:cs="Courier New"/>
+          <w:sz w:val="20"/>
+          <w:szCs w:val="20"/>
+          <w:lang w:eastAsia="en-IN"/>
+        </w:rPr>
+      </w:pPr>
+      <w:proofErr w:type="gramStart"/>
       <w:r>
         <w:rPr>
           <w:rFonts w:ascii="Courier New" w:eastAsia="Times New Roman" w:hAnsi="Courier New" w:cs="Courier New"/>
@@ -10312,6 +10693,7 @@
         </w:rPr>
         <w:t>password</w:t>
       </w:r>
+      <w:proofErr w:type="gramEnd"/>
     </w:p>
     <w:p>
       <w:pPr>
@@ -10513,44 +10895,56 @@
           <w:lang w:eastAsia="en-IN"/>
         </w:rPr>
       </w:pPr>
-      <w:r>
-        <w:rPr>
-          <w:rFonts w:ascii="Courier New" w:eastAsia="Times New Roman" w:hAnsi="Courier New" w:cs="Courier New"/>
-          <w:sz w:val="20"/>
-          <w:szCs w:val="20"/>
-          <w:lang w:eastAsia="en-IN"/>
-        </w:rPr>
-        <w:t>token,</w:t>
-      </w:r>
-    </w:p>
-    <w:p>
-      <w:pPr>
-        <w:tabs>
-          <w:tab w:val="left" w:pos="916"/>
-          <w:tab w:val="left" w:pos="1832"/>
-          <w:tab w:val="left" w:pos="2748"/>
-          <w:tab w:val="left" w:pos="3664"/>
-          <w:tab w:val="left" w:pos="4580"/>
-          <w:tab w:val="left" w:pos="5496"/>
-          <w:tab w:val="left" w:pos="6412"/>
-          <w:tab w:val="left" w:pos="7328"/>
-          <w:tab w:val="left" w:pos="8244"/>
-          <w:tab w:val="left" w:pos="9160"/>
-          <w:tab w:val="left" w:pos="10076"/>
-          <w:tab w:val="left" w:pos="10992"/>
-          <w:tab w:val="left" w:pos="11908"/>
-          <w:tab w:val="left" w:pos="12824"/>
-          <w:tab w:val="left" w:pos="13740"/>
-          <w:tab w:val="left" w:pos="14656"/>
-        </w:tabs>
-        <w:spacing w:after="0" w:line="240" w:lineRule="auto"/>
-        <w:rPr>
-          <w:rFonts w:ascii="Courier New" w:eastAsia="Times New Roman" w:hAnsi="Courier New" w:cs="Courier New"/>
-          <w:sz w:val="20"/>
-          <w:szCs w:val="20"/>
-          <w:lang w:eastAsia="en-IN"/>
-        </w:rPr>
-      </w:pPr>
+      <w:proofErr w:type="gramStart"/>
+      <w:r>
+        <w:rPr>
+          <w:rFonts w:ascii="Courier New" w:eastAsia="Times New Roman" w:hAnsi="Courier New" w:cs="Courier New"/>
+          <w:sz w:val="20"/>
+          <w:szCs w:val="20"/>
+          <w:lang w:eastAsia="en-IN"/>
+        </w:rPr>
+        <w:t>token</w:t>
+      </w:r>
+      <w:proofErr w:type="gramEnd"/>
+      <w:r>
+        <w:rPr>
+          <w:rFonts w:ascii="Courier New" w:eastAsia="Times New Roman" w:hAnsi="Courier New" w:cs="Courier New"/>
+          <w:sz w:val="20"/>
+          <w:szCs w:val="20"/>
+          <w:lang w:eastAsia="en-IN"/>
+        </w:rPr>
+        <w:t>,</w:t>
+      </w:r>
+    </w:p>
+    <w:p>
+      <w:pPr>
+        <w:tabs>
+          <w:tab w:val="left" w:pos="916"/>
+          <w:tab w:val="left" w:pos="1832"/>
+          <w:tab w:val="left" w:pos="2748"/>
+          <w:tab w:val="left" w:pos="3664"/>
+          <w:tab w:val="left" w:pos="4580"/>
+          <w:tab w:val="left" w:pos="5496"/>
+          <w:tab w:val="left" w:pos="6412"/>
+          <w:tab w:val="left" w:pos="7328"/>
+          <w:tab w:val="left" w:pos="8244"/>
+          <w:tab w:val="left" w:pos="9160"/>
+          <w:tab w:val="left" w:pos="10076"/>
+          <w:tab w:val="left" w:pos="10992"/>
+          <w:tab w:val="left" w:pos="11908"/>
+          <w:tab w:val="left" w:pos="12824"/>
+          <w:tab w:val="left" w:pos="13740"/>
+          <w:tab w:val="left" w:pos="14656"/>
+        </w:tabs>
+        <w:spacing w:after="0" w:line="240" w:lineRule="auto"/>
+        <w:rPr>
+          <w:rFonts w:ascii="Courier New" w:eastAsia="Times New Roman" w:hAnsi="Courier New" w:cs="Courier New"/>
+          <w:sz w:val="20"/>
+          <w:szCs w:val="20"/>
+          <w:lang w:eastAsia="en-IN"/>
+        </w:rPr>
+      </w:pPr>
+      <w:proofErr w:type="gramStart"/>
       <w:r>
         <w:rPr>
           <w:rFonts w:ascii="Courier New" w:eastAsia="Times New Roman" w:hAnsi="Courier New" w:cs="Courier New"/>
@@ -10560,6 +10954,7 @@
         </w:rPr>
         <w:t>user</w:t>
       </w:r>
+      <w:proofErr w:type="gramEnd"/>
     </w:p>
     <w:p>
       <w:pPr>
@@ -10737,6 +11132,7 @@
           <w:lang w:eastAsia="en-IN"/>
         </w:rPr>
       </w:pPr>
+      <w:proofErr w:type="spellStart"/>
       <w:r>
         <w:rPr>
           <w:rFonts w:ascii="Courier New" w:eastAsia="Times New Roman" w:hAnsi="Courier New" w:cs="Courier New"/>
@@ -10746,6 +11142,7 @@
         </w:rPr>
         <w:t>Sidebar.jsx</w:t>
       </w:r>
+      <w:proofErr w:type="spellEnd"/>
     </w:p>
     <w:p>
       <w:pPr>
@@ -10871,6 +11268,7 @@
           <w:lang w:eastAsia="en-IN"/>
         </w:rPr>
       </w:pPr>
+      <w:proofErr w:type="gramStart"/>
       <w:r>
         <w:rPr>
           <w:rFonts w:ascii="Courier New" w:eastAsia="Times New Roman" w:hAnsi="Courier New" w:cs="Courier New"/>
@@ -10880,6 +11278,7 @@
         </w:rPr>
         <w:t>Navigation menu.</w:t>
       </w:r>
+      <w:proofErr w:type="gramEnd"/>
     </w:p>
     <w:p>
       <w:pPr>
@@ -11005,6 +11404,8 @@
           <w:lang w:eastAsia="en-IN"/>
         </w:rPr>
       </w:pPr>
+      <w:proofErr w:type="spellStart"/>
+      <w:proofErr w:type="gramStart"/>
       <w:r>
         <w:rPr>
           <w:rFonts w:ascii="Courier New" w:eastAsia="Times New Roman" w:hAnsi="Courier New" w:cs="Courier New"/>
@@ -11014,35 +11415,38 @@
         </w:rPr>
         <w:t>menuItems</w:t>
       </w:r>
-    </w:p>
-    <w:p>
-      <w:pPr>
-        <w:tabs>
-          <w:tab w:val="left" w:pos="916"/>
-          <w:tab w:val="left" w:pos="1832"/>
-          <w:tab w:val="left" w:pos="2748"/>
-          <w:tab w:val="left" w:pos="3664"/>
-          <w:tab w:val="left" w:pos="4580"/>
-          <w:tab w:val="left" w:pos="5496"/>
-          <w:tab w:val="left" w:pos="6412"/>
-          <w:tab w:val="left" w:pos="7328"/>
-          <w:tab w:val="left" w:pos="8244"/>
-          <w:tab w:val="left" w:pos="9160"/>
-          <w:tab w:val="left" w:pos="10076"/>
-          <w:tab w:val="left" w:pos="10992"/>
-          <w:tab w:val="left" w:pos="11908"/>
-          <w:tab w:val="left" w:pos="12824"/>
-          <w:tab w:val="left" w:pos="13740"/>
-          <w:tab w:val="left" w:pos="14656"/>
-        </w:tabs>
-        <w:spacing w:after="0" w:line="240" w:lineRule="auto"/>
-        <w:rPr>
-          <w:rFonts w:ascii="Courier New" w:eastAsia="Times New Roman" w:hAnsi="Courier New" w:cs="Courier New"/>
-          <w:sz w:val="20"/>
-          <w:szCs w:val="20"/>
-          <w:lang w:eastAsia="en-IN"/>
-        </w:rPr>
-      </w:pPr>
+      <w:proofErr w:type="spellEnd"/>
+      <w:proofErr w:type="gramEnd"/>
+    </w:p>
+    <w:p>
+      <w:pPr>
+        <w:tabs>
+          <w:tab w:val="left" w:pos="916"/>
+          <w:tab w:val="left" w:pos="1832"/>
+          <w:tab w:val="left" w:pos="2748"/>
+          <w:tab w:val="left" w:pos="3664"/>
+          <w:tab w:val="left" w:pos="4580"/>
+          <w:tab w:val="left" w:pos="5496"/>
+          <w:tab w:val="left" w:pos="6412"/>
+          <w:tab w:val="left" w:pos="7328"/>
+          <w:tab w:val="left" w:pos="8244"/>
+          <w:tab w:val="left" w:pos="9160"/>
+          <w:tab w:val="left" w:pos="10076"/>
+          <w:tab w:val="left" w:pos="10992"/>
+          <w:tab w:val="left" w:pos="11908"/>
+          <w:tab w:val="left" w:pos="12824"/>
+          <w:tab w:val="left" w:pos="13740"/>
+          <w:tab w:val="left" w:pos="14656"/>
+        </w:tabs>
+        <w:spacing w:after="0" w:line="240" w:lineRule="auto"/>
+        <w:rPr>
+          <w:rFonts w:ascii="Courier New" w:eastAsia="Times New Roman" w:hAnsi="Courier New" w:cs="Courier New"/>
+          <w:sz w:val="20"/>
+          <w:szCs w:val="20"/>
+          <w:lang w:eastAsia="en-IN"/>
+        </w:rPr>
+      </w:pPr>
+      <w:proofErr w:type="gramStart"/>
       <w:r>
         <w:rPr>
           <w:rFonts w:ascii="Courier New" w:eastAsia="Times New Roman" w:hAnsi="Courier New" w:cs="Courier New"/>
@@ -11052,6 +11456,7 @@
         </w:rPr>
         <w:t>collapsed</w:t>
       </w:r>
+      <w:proofErr w:type="gramEnd"/>
     </w:p>
     <w:p>
       <w:pPr>
@@ -11177,6 +11582,7 @@
           <w:lang w:eastAsia="en-IN"/>
         </w:rPr>
       </w:pPr>
+      <w:proofErr w:type="spellStart"/>
       <w:r>
         <w:rPr>
           <w:rFonts w:ascii="Courier New" w:eastAsia="Times New Roman" w:hAnsi="Courier New" w:cs="Courier New"/>
@@ -11186,6 +11592,7 @@
         </w:rPr>
         <w:t>DashboardLayout</w:t>
       </w:r>
+      <w:proofErr w:type="spellEnd"/>
     </w:p>
     <w:p>
       <w:pPr>
@@ -11221,14 +11628,25 @@
           <w:lang w:eastAsia="en-IN"/>
         </w:rPr>
       </w:pPr>
-      <w:r>
-        <w:rPr>
-          <w:rFonts w:ascii="Times New Roman" w:eastAsia="Times New Roman" w:hAnsi="Times New Roman" w:cs="Times New Roman"/>
-          <w:sz w:val="24"/>
-          <w:szCs w:val="24"/>
-          <w:lang w:eastAsia="en-IN"/>
-        </w:rPr>
-        <w:t xml:space="preserve">Navbar </w:t>
+      <w:proofErr w:type="spellStart"/>
+      <w:r>
+        <w:rPr>
+          <w:rFonts w:ascii="Times New Roman" w:eastAsia="Times New Roman" w:hAnsi="Times New Roman" w:cs="Times New Roman"/>
+          <w:sz w:val="24"/>
+          <w:szCs w:val="24"/>
+          <w:lang w:eastAsia="en-IN"/>
+        </w:rPr>
+        <w:t>Navbar</w:t>
+      </w:r>
+      <w:proofErr w:type="spellEnd"/>
+      <w:r>
+        <w:rPr>
+          <w:rFonts w:ascii="Times New Roman" w:eastAsia="Times New Roman" w:hAnsi="Times New Roman" w:cs="Times New Roman"/>
+          <w:sz w:val="24"/>
+          <w:szCs w:val="24"/>
+          <w:lang w:eastAsia="en-IN"/>
+        </w:rPr>
+        <w:t xml:space="preserve"> </w:t>
       </w:r>
     </w:p>
     <w:p>
@@ -11269,14 +11687,25 @@
           <w:lang w:eastAsia="en-IN"/>
         </w:rPr>
       </w:pPr>
-      <w:r>
-        <w:rPr>
-          <w:rFonts w:ascii="Times New Roman" w:eastAsia="Times New Roman" w:hAnsi="Times New Roman" w:cs="Times New Roman"/>
-          <w:sz w:val="24"/>
-          <w:szCs w:val="24"/>
-          <w:lang w:eastAsia="en-IN"/>
-        </w:rPr>
-        <w:t xml:space="preserve">UserCard </w:t>
+      <w:proofErr w:type="spellStart"/>
+      <w:r>
+        <w:rPr>
+          <w:rFonts w:ascii="Times New Roman" w:eastAsia="Times New Roman" w:hAnsi="Times New Roman" w:cs="Times New Roman"/>
+          <w:sz w:val="24"/>
+          <w:szCs w:val="24"/>
+          <w:lang w:eastAsia="en-IN"/>
+        </w:rPr>
+        <w:t>UserCard</w:t>
+      </w:r>
+      <w:proofErr w:type="spellEnd"/>
+      <w:r>
+        <w:rPr>
+          <w:rFonts w:ascii="Times New Roman" w:eastAsia="Times New Roman" w:hAnsi="Times New Roman" w:cs="Times New Roman"/>
+          <w:sz w:val="24"/>
+          <w:szCs w:val="24"/>
+          <w:lang w:eastAsia="en-IN"/>
+        </w:rPr>
+        <w:t xml:space="preserve"> </w:t>
       </w:r>
     </w:p>
     <w:p>
@@ -11559,6 +11988,7 @@
           <w:lang w:eastAsia="en-IN"/>
         </w:rPr>
       </w:pPr>
+      <w:proofErr w:type="spellStart"/>
       <w:r>
         <w:rPr>
           <w:rFonts w:ascii="Courier New" w:eastAsia="Times New Roman" w:hAnsi="Courier New" w:cs="Courier New"/>
@@ -11568,6 +11998,7 @@
         </w:rPr>
         <w:t>PascalCase</w:t>
       </w:r>
+      <w:proofErr w:type="spellEnd"/>
     </w:p>
     <w:p>
       <w:pPr>
@@ -11693,6 +12124,8 @@
           <w:lang w:eastAsia="en-IN"/>
         </w:rPr>
       </w:pPr>
+      <w:proofErr w:type="spellStart"/>
+      <w:proofErr w:type="gramStart"/>
       <w:r>
         <w:rPr>
           <w:rFonts w:ascii="Courier New" w:eastAsia="Times New Roman" w:hAnsi="Courier New" w:cs="Courier New"/>
@@ -11702,6 +12135,8 @@
         </w:rPr>
         <w:t>useSomething</w:t>
       </w:r>
+      <w:proofErr w:type="spellEnd"/>
+      <w:proofErr w:type="gramEnd"/>
     </w:p>
     <w:p>
       <w:pPr>
@@ -11961,6 +12396,8 @@
           <w:lang w:eastAsia="en-IN"/>
         </w:rPr>
       </w:pPr>
+      <w:proofErr w:type="spellStart"/>
+      <w:proofErr w:type="gramStart"/>
       <w:r>
         <w:rPr>
           <w:rFonts w:ascii="Courier New" w:eastAsia="Times New Roman" w:hAnsi="Courier New" w:cs="Courier New"/>
@@ -11971,6 +12408,8 @@
         <w:lastRenderedPageBreak/>
         <w:t>camelCase</w:t>
       </w:r>
+      <w:proofErr w:type="spellEnd"/>
+      <w:proofErr w:type="gramEnd"/>
     </w:p>
     <w:p>
       <w:pPr>
@@ -12096,6 +12535,7 @@
           <w:lang w:eastAsia="en-IN"/>
         </w:rPr>
       </w:pPr>
+      <w:proofErr w:type="gramStart"/>
       <w:r>
         <w:rPr>
           <w:rFonts w:ascii="Courier New" w:eastAsia="Times New Roman" w:hAnsi="Courier New" w:cs="Courier New"/>
@@ -12105,6 +12545,7 @@
         </w:rPr>
         <w:t>lowercase</w:t>
       </w:r>
+      <w:proofErr w:type="gramEnd"/>
     </w:p>
     <w:p>
       <w:pPr>
@@ -12312,7 +12753,27 @@
           <w:szCs w:val="24"/>
           <w:lang w:eastAsia="en-IN"/>
         </w:rPr>
-        <w:t>Everything required to run the project.</w:t>
+        <w:t xml:space="preserve">Everything required </w:t>
+      </w:r>
+      <w:proofErr w:type="gramStart"/>
+      <w:r>
+        <w:rPr>
+          <w:rFonts w:ascii="Times New Roman" w:eastAsia="Times New Roman" w:hAnsi="Times New Roman" w:cs="Times New Roman"/>
+          <w:sz w:val="24"/>
+          <w:szCs w:val="24"/>
+          <w:lang w:eastAsia="en-IN"/>
+        </w:rPr>
+        <w:t>to run</w:t>
+      </w:r>
+      <w:proofErr w:type="gramEnd"/>
+      <w:r>
+        <w:rPr>
+          <w:rFonts w:ascii="Times New Roman" w:eastAsia="Times New Roman" w:hAnsi="Times New Roman" w:cs="Times New Roman"/>
+          <w:sz w:val="24"/>
+          <w:szCs w:val="24"/>
+          <w:lang w:eastAsia="en-IN"/>
+        </w:rPr>
+        <w:t xml:space="preserve"> the project.</w:t>
       </w:r>
     </w:p>
     <w:p>
@@ -12477,14 +12938,27 @@
           <w:lang w:eastAsia="en-IN"/>
         </w:rPr>
       </w:pPr>
-      <w:r>
-        <w:rPr>
-          <w:rFonts w:ascii="Courier New" w:eastAsia="Times New Roman" w:hAnsi="Courier New" w:cs="Courier New"/>
-          <w:sz w:val="20"/>
-          <w:szCs w:val="20"/>
-          <w:lang w:eastAsia="en-IN"/>
-        </w:rPr>
-        <w:t>npm install</w:t>
+      <w:proofErr w:type="spellStart"/>
+      <w:proofErr w:type="gramStart"/>
+      <w:r>
+        <w:rPr>
+          <w:rFonts w:ascii="Courier New" w:eastAsia="Times New Roman" w:hAnsi="Courier New" w:cs="Courier New"/>
+          <w:sz w:val="20"/>
+          <w:szCs w:val="20"/>
+          <w:lang w:eastAsia="en-IN"/>
+        </w:rPr>
+        <w:t>npm</w:t>
+      </w:r>
+      <w:proofErr w:type="spellEnd"/>
+      <w:proofErr w:type="gramEnd"/>
+      <w:r>
+        <w:rPr>
+          <w:rFonts w:ascii="Courier New" w:eastAsia="Times New Roman" w:hAnsi="Courier New" w:cs="Courier New"/>
+          <w:sz w:val="20"/>
+          <w:szCs w:val="20"/>
+          <w:lang w:eastAsia="en-IN"/>
+        </w:rPr>
+        <w:t xml:space="preserve"> install</w:t>
       </w:r>
     </w:p>
     <w:p>
@@ -12678,15 +13152,39 @@
           <w:lang w:eastAsia="en-IN"/>
         </w:rPr>
       </w:pPr>
-      <w:r>
-        <w:rPr>
-          <w:rFonts w:ascii="Courier New" w:eastAsia="Times New Roman" w:hAnsi="Courier New" w:cs="Courier New"/>
-          <w:sz w:val="20"/>
-          <w:szCs w:val="20"/>
-          <w:lang w:eastAsia="en-IN"/>
-        </w:rPr>
-        <w:t>npm run dev</w:t>
-      </w:r>
+      <w:proofErr w:type="spellStart"/>
+      <w:proofErr w:type="gramStart"/>
+      <w:r>
+        <w:rPr>
+          <w:rFonts w:ascii="Courier New" w:eastAsia="Times New Roman" w:hAnsi="Courier New" w:cs="Courier New"/>
+          <w:sz w:val="20"/>
+          <w:szCs w:val="20"/>
+          <w:lang w:eastAsia="en-IN"/>
+        </w:rPr>
+        <w:t>npm</w:t>
+      </w:r>
+      <w:proofErr w:type="spellEnd"/>
+      <w:proofErr w:type="gramEnd"/>
+      <w:r>
+        <w:rPr>
+          <w:rFonts w:ascii="Courier New" w:eastAsia="Times New Roman" w:hAnsi="Courier New" w:cs="Courier New"/>
+          <w:sz w:val="20"/>
+          <w:szCs w:val="20"/>
+          <w:lang w:eastAsia="en-IN"/>
+        </w:rPr>
+        <w:t xml:space="preserve"> run </w:t>
+      </w:r>
+      <w:proofErr w:type="spellStart"/>
+      <w:r>
+        <w:rPr>
+          <w:rFonts w:ascii="Courier New" w:eastAsia="Times New Roman" w:hAnsi="Courier New" w:cs="Courier New"/>
+          <w:sz w:val="20"/>
+          <w:szCs w:val="20"/>
+          <w:lang w:eastAsia="en-IN"/>
+        </w:rPr>
+        <w:t>dev</w:t>
+      </w:r>
+      <w:proofErr w:type="spellEnd"/>
     </w:p>
     <w:p>
       <w:pPr>
@@ -12812,15 +13310,39 @@
           <w:lang w:eastAsia="en-IN"/>
         </w:rPr>
       </w:pPr>
-      <w:r>
-        <w:rPr>
-          <w:rFonts w:ascii="Courier New" w:eastAsia="Times New Roman" w:hAnsi="Courier New" w:cs="Courier New"/>
-          <w:sz w:val="20"/>
-          <w:szCs w:val="20"/>
-          <w:lang w:eastAsia="en-IN"/>
-        </w:rPr>
-        <w:t>npm run dev</w:t>
-      </w:r>
+      <w:proofErr w:type="spellStart"/>
+      <w:proofErr w:type="gramStart"/>
+      <w:r>
+        <w:rPr>
+          <w:rFonts w:ascii="Courier New" w:eastAsia="Times New Roman" w:hAnsi="Courier New" w:cs="Courier New"/>
+          <w:sz w:val="20"/>
+          <w:szCs w:val="20"/>
+          <w:lang w:eastAsia="en-IN"/>
+        </w:rPr>
+        <w:t>npm</w:t>
+      </w:r>
+      <w:proofErr w:type="spellEnd"/>
+      <w:proofErr w:type="gramEnd"/>
+      <w:r>
+        <w:rPr>
+          <w:rFonts w:ascii="Courier New" w:eastAsia="Times New Roman" w:hAnsi="Courier New" w:cs="Courier New"/>
+          <w:sz w:val="20"/>
+          <w:szCs w:val="20"/>
+          <w:lang w:eastAsia="en-IN"/>
+        </w:rPr>
+        <w:t xml:space="preserve"> run </w:t>
+      </w:r>
+      <w:proofErr w:type="spellStart"/>
+      <w:r>
+        <w:rPr>
+          <w:rFonts w:ascii="Courier New" w:eastAsia="Times New Roman" w:hAnsi="Courier New" w:cs="Courier New"/>
+          <w:sz w:val="20"/>
+          <w:szCs w:val="20"/>
+          <w:lang w:eastAsia="en-IN"/>
+        </w:rPr>
+        <w:t>dev</w:t>
+      </w:r>
+      <w:proofErr w:type="spellEnd"/>
     </w:p>
     <w:p>
       <w:pPr>
@@ -12856,14 +13378,25 @@
           <w:lang w:eastAsia="en-IN"/>
         </w:rPr>
       </w:pPr>
-      <w:r>
-        <w:rPr>
-          <w:rFonts w:ascii="Times New Roman" w:eastAsia="Times New Roman" w:hAnsi="Times New Roman" w:cs="Times New Roman"/>
-          <w:sz w:val="24"/>
-          <w:szCs w:val="24"/>
-          <w:lang w:eastAsia="en-IN"/>
-        </w:rPr>
-        <w:t xml:space="preserve">MongoDB setup </w:t>
+      <w:proofErr w:type="spellStart"/>
+      <w:r>
+        <w:rPr>
+          <w:rFonts w:ascii="Times New Roman" w:eastAsia="Times New Roman" w:hAnsi="Times New Roman" w:cs="Times New Roman"/>
+          <w:sz w:val="24"/>
+          <w:szCs w:val="24"/>
+          <w:lang w:eastAsia="en-IN"/>
+        </w:rPr>
+        <w:t>MongoDB</w:t>
+      </w:r>
+      <w:proofErr w:type="spellEnd"/>
+      <w:r>
+        <w:rPr>
+          <w:rFonts w:ascii="Times New Roman" w:eastAsia="Times New Roman" w:hAnsi="Times New Roman" w:cs="Times New Roman"/>
+          <w:sz w:val="24"/>
+          <w:szCs w:val="24"/>
+          <w:lang w:eastAsia="en-IN"/>
+        </w:rPr>
+        <w:t xml:space="preserve"> setup </w:t>
       </w:r>
     </w:p>
     <w:p>
@@ -13256,6 +13789,7 @@
           <w:lang w:eastAsia="en-IN"/>
         </w:rPr>
       </w:pPr>
+      <w:proofErr w:type="spellStart"/>
       <w:r>
         <w:rPr>
           <w:rFonts w:ascii="Courier New" w:eastAsia="Times New Roman" w:hAnsi="Courier New" w:cs="Courier New"/>
@@ -13265,64 +13799,66 @@
         </w:rPr>
         <w:t>Students.jsx</w:t>
       </w:r>
-    </w:p>
-    <w:p>
-      <w:pPr>
-        <w:tabs>
-          <w:tab w:val="left" w:pos="916"/>
-          <w:tab w:val="left" w:pos="1832"/>
-          <w:tab w:val="left" w:pos="2748"/>
-          <w:tab w:val="left" w:pos="3664"/>
-          <w:tab w:val="left" w:pos="4580"/>
-          <w:tab w:val="left" w:pos="5496"/>
-          <w:tab w:val="left" w:pos="6412"/>
-          <w:tab w:val="left" w:pos="7328"/>
-          <w:tab w:val="left" w:pos="8244"/>
-          <w:tab w:val="left" w:pos="9160"/>
-          <w:tab w:val="left" w:pos="10076"/>
-          <w:tab w:val="left" w:pos="10992"/>
-          <w:tab w:val="left" w:pos="11908"/>
-          <w:tab w:val="left" w:pos="12824"/>
-          <w:tab w:val="left" w:pos="13740"/>
-          <w:tab w:val="left" w:pos="14656"/>
-        </w:tabs>
-        <w:spacing w:after="0" w:line="240" w:lineRule="auto"/>
-        <w:rPr>
-          <w:rFonts w:ascii="Courier New" w:eastAsia="Times New Roman" w:hAnsi="Courier New" w:cs="Courier New"/>
-          <w:sz w:val="20"/>
-          <w:szCs w:val="20"/>
-          <w:lang w:eastAsia="en-IN"/>
-        </w:rPr>
-      </w:pPr>
-    </w:p>
-    <w:p>
-      <w:pPr>
-        <w:tabs>
-          <w:tab w:val="left" w:pos="916"/>
-          <w:tab w:val="left" w:pos="1832"/>
-          <w:tab w:val="left" w:pos="2748"/>
-          <w:tab w:val="left" w:pos="3664"/>
-          <w:tab w:val="left" w:pos="4580"/>
-          <w:tab w:val="left" w:pos="5496"/>
-          <w:tab w:val="left" w:pos="6412"/>
-          <w:tab w:val="left" w:pos="7328"/>
-          <w:tab w:val="left" w:pos="8244"/>
-          <w:tab w:val="left" w:pos="9160"/>
-          <w:tab w:val="left" w:pos="10076"/>
-          <w:tab w:val="left" w:pos="10992"/>
-          <w:tab w:val="left" w:pos="11908"/>
-          <w:tab w:val="left" w:pos="12824"/>
-          <w:tab w:val="left" w:pos="13740"/>
-          <w:tab w:val="left" w:pos="14656"/>
-        </w:tabs>
-        <w:spacing w:after="0" w:line="240" w:lineRule="auto"/>
-        <w:rPr>
-          <w:rFonts w:ascii="Courier New" w:eastAsia="Times New Roman" w:hAnsi="Courier New" w:cs="Courier New"/>
-          <w:sz w:val="20"/>
-          <w:szCs w:val="20"/>
-          <w:lang w:eastAsia="en-IN"/>
-        </w:rPr>
-      </w:pPr>
+      <w:proofErr w:type="spellEnd"/>
+    </w:p>
+    <w:p>
+      <w:pPr>
+        <w:tabs>
+          <w:tab w:val="left" w:pos="916"/>
+          <w:tab w:val="left" w:pos="1832"/>
+          <w:tab w:val="left" w:pos="2748"/>
+          <w:tab w:val="left" w:pos="3664"/>
+          <w:tab w:val="left" w:pos="4580"/>
+          <w:tab w:val="left" w:pos="5496"/>
+          <w:tab w:val="left" w:pos="6412"/>
+          <w:tab w:val="left" w:pos="7328"/>
+          <w:tab w:val="left" w:pos="8244"/>
+          <w:tab w:val="left" w:pos="9160"/>
+          <w:tab w:val="left" w:pos="10076"/>
+          <w:tab w:val="left" w:pos="10992"/>
+          <w:tab w:val="left" w:pos="11908"/>
+          <w:tab w:val="left" w:pos="12824"/>
+          <w:tab w:val="left" w:pos="13740"/>
+          <w:tab w:val="left" w:pos="14656"/>
+        </w:tabs>
+        <w:spacing w:after="0" w:line="240" w:lineRule="auto"/>
+        <w:rPr>
+          <w:rFonts w:ascii="Courier New" w:eastAsia="Times New Roman" w:hAnsi="Courier New" w:cs="Courier New"/>
+          <w:sz w:val="20"/>
+          <w:szCs w:val="20"/>
+          <w:lang w:eastAsia="en-IN"/>
+        </w:rPr>
+      </w:pPr>
+    </w:p>
+    <w:p>
+      <w:pPr>
+        <w:tabs>
+          <w:tab w:val="left" w:pos="916"/>
+          <w:tab w:val="left" w:pos="1832"/>
+          <w:tab w:val="left" w:pos="2748"/>
+          <w:tab w:val="left" w:pos="3664"/>
+          <w:tab w:val="left" w:pos="4580"/>
+          <w:tab w:val="left" w:pos="5496"/>
+          <w:tab w:val="left" w:pos="6412"/>
+          <w:tab w:val="left" w:pos="7328"/>
+          <w:tab w:val="left" w:pos="8244"/>
+          <w:tab w:val="left" w:pos="9160"/>
+          <w:tab w:val="left" w:pos="10076"/>
+          <w:tab w:val="left" w:pos="10992"/>
+          <w:tab w:val="left" w:pos="11908"/>
+          <w:tab w:val="left" w:pos="12824"/>
+          <w:tab w:val="left" w:pos="13740"/>
+          <w:tab w:val="left" w:pos="14656"/>
+        </w:tabs>
+        <w:spacing w:after="0" w:line="240" w:lineRule="auto"/>
+        <w:rPr>
+          <w:rFonts w:ascii="Courier New" w:eastAsia="Times New Roman" w:hAnsi="Courier New" w:cs="Courier New"/>
+          <w:sz w:val="20"/>
+          <w:szCs w:val="20"/>
+          <w:lang w:eastAsia="en-IN"/>
+        </w:rPr>
+      </w:pPr>
+      <w:proofErr w:type="spellStart"/>
       <w:r>
         <w:rPr>
           <w:rFonts w:ascii="Courier New" w:eastAsia="Times New Roman" w:hAnsi="Courier New" w:cs="Courier New"/>
@@ -13332,64 +13868,66 @@
         </w:rPr>
         <w:t>StudentTable.jsx</w:t>
       </w:r>
-    </w:p>
-    <w:p>
-      <w:pPr>
-        <w:tabs>
-          <w:tab w:val="left" w:pos="916"/>
-          <w:tab w:val="left" w:pos="1832"/>
-          <w:tab w:val="left" w:pos="2748"/>
-          <w:tab w:val="left" w:pos="3664"/>
-          <w:tab w:val="left" w:pos="4580"/>
-          <w:tab w:val="left" w:pos="5496"/>
-          <w:tab w:val="left" w:pos="6412"/>
-          <w:tab w:val="left" w:pos="7328"/>
-          <w:tab w:val="left" w:pos="8244"/>
-          <w:tab w:val="left" w:pos="9160"/>
-          <w:tab w:val="left" w:pos="10076"/>
-          <w:tab w:val="left" w:pos="10992"/>
-          <w:tab w:val="left" w:pos="11908"/>
-          <w:tab w:val="left" w:pos="12824"/>
-          <w:tab w:val="left" w:pos="13740"/>
-          <w:tab w:val="left" w:pos="14656"/>
-        </w:tabs>
-        <w:spacing w:after="0" w:line="240" w:lineRule="auto"/>
-        <w:rPr>
-          <w:rFonts w:ascii="Courier New" w:eastAsia="Times New Roman" w:hAnsi="Courier New" w:cs="Courier New"/>
-          <w:sz w:val="20"/>
-          <w:szCs w:val="20"/>
-          <w:lang w:eastAsia="en-IN"/>
-        </w:rPr>
-      </w:pPr>
-    </w:p>
-    <w:p>
-      <w:pPr>
-        <w:tabs>
-          <w:tab w:val="left" w:pos="916"/>
-          <w:tab w:val="left" w:pos="1832"/>
-          <w:tab w:val="left" w:pos="2748"/>
-          <w:tab w:val="left" w:pos="3664"/>
-          <w:tab w:val="left" w:pos="4580"/>
-          <w:tab w:val="left" w:pos="5496"/>
-          <w:tab w:val="left" w:pos="6412"/>
-          <w:tab w:val="left" w:pos="7328"/>
-          <w:tab w:val="left" w:pos="8244"/>
-          <w:tab w:val="left" w:pos="9160"/>
-          <w:tab w:val="left" w:pos="10076"/>
-          <w:tab w:val="left" w:pos="10992"/>
-          <w:tab w:val="left" w:pos="11908"/>
-          <w:tab w:val="left" w:pos="12824"/>
-          <w:tab w:val="left" w:pos="13740"/>
-          <w:tab w:val="left" w:pos="14656"/>
-        </w:tabs>
-        <w:spacing w:after="0" w:line="240" w:lineRule="auto"/>
-        <w:rPr>
-          <w:rFonts w:ascii="Courier New" w:eastAsia="Times New Roman" w:hAnsi="Courier New" w:cs="Courier New"/>
-          <w:sz w:val="20"/>
-          <w:szCs w:val="20"/>
-          <w:lang w:eastAsia="en-IN"/>
-        </w:rPr>
-      </w:pPr>
+      <w:proofErr w:type="spellEnd"/>
+    </w:p>
+    <w:p>
+      <w:pPr>
+        <w:tabs>
+          <w:tab w:val="left" w:pos="916"/>
+          <w:tab w:val="left" w:pos="1832"/>
+          <w:tab w:val="left" w:pos="2748"/>
+          <w:tab w:val="left" w:pos="3664"/>
+          <w:tab w:val="left" w:pos="4580"/>
+          <w:tab w:val="left" w:pos="5496"/>
+          <w:tab w:val="left" w:pos="6412"/>
+          <w:tab w:val="left" w:pos="7328"/>
+          <w:tab w:val="left" w:pos="8244"/>
+          <w:tab w:val="left" w:pos="9160"/>
+          <w:tab w:val="left" w:pos="10076"/>
+          <w:tab w:val="left" w:pos="10992"/>
+          <w:tab w:val="left" w:pos="11908"/>
+          <w:tab w:val="left" w:pos="12824"/>
+          <w:tab w:val="left" w:pos="13740"/>
+          <w:tab w:val="left" w:pos="14656"/>
+        </w:tabs>
+        <w:spacing w:after="0" w:line="240" w:lineRule="auto"/>
+        <w:rPr>
+          <w:rFonts w:ascii="Courier New" w:eastAsia="Times New Roman" w:hAnsi="Courier New" w:cs="Courier New"/>
+          <w:sz w:val="20"/>
+          <w:szCs w:val="20"/>
+          <w:lang w:eastAsia="en-IN"/>
+        </w:rPr>
+      </w:pPr>
+    </w:p>
+    <w:p>
+      <w:pPr>
+        <w:tabs>
+          <w:tab w:val="left" w:pos="916"/>
+          <w:tab w:val="left" w:pos="1832"/>
+          <w:tab w:val="left" w:pos="2748"/>
+          <w:tab w:val="left" w:pos="3664"/>
+          <w:tab w:val="left" w:pos="4580"/>
+          <w:tab w:val="left" w:pos="5496"/>
+          <w:tab w:val="left" w:pos="6412"/>
+          <w:tab w:val="left" w:pos="7328"/>
+          <w:tab w:val="left" w:pos="8244"/>
+          <w:tab w:val="left" w:pos="9160"/>
+          <w:tab w:val="left" w:pos="10076"/>
+          <w:tab w:val="left" w:pos="10992"/>
+          <w:tab w:val="left" w:pos="11908"/>
+          <w:tab w:val="left" w:pos="12824"/>
+          <w:tab w:val="left" w:pos="13740"/>
+          <w:tab w:val="left" w:pos="14656"/>
+        </w:tabs>
+        <w:spacing w:after="0" w:line="240" w:lineRule="auto"/>
+        <w:rPr>
+          <w:rFonts w:ascii="Courier New" w:eastAsia="Times New Roman" w:hAnsi="Courier New" w:cs="Courier New"/>
+          <w:sz w:val="20"/>
+          <w:szCs w:val="20"/>
+          <w:lang w:eastAsia="en-IN"/>
+        </w:rPr>
+      </w:pPr>
+      <w:proofErr w:type="spellStart"/>
       <w:r>
         <w:rPr>
           <w:rFonts w:ascii="Courier New" w:eastAsia="Times New Roman" w:hAnsi="Courier New" w:cs="Courier New"/>
@@ -13399,6 +13937,7 @@
         </w:rPr>
         <w:t>StudentForm.jsx</w:t>
       </w:r>
+      <w:proofErr w:type="spellEnd"/>
     </w:p>
     <w:p>
       <w:pPr>
@@ -13792,14 +14331,25 @@
           <w:lang w:eastAsia="en-IN"/>
         </w:rPr>
       </w:pPr>
-      <w:r>
-        <w:rPr>
-          <w:rFonts w:ascii="Courier New" w:eastAsia="Times New Roman" w:hAnsi="Courier New" w:cs="Courier New"/>
-          <w:sz w:val="20"/>
-          <w:szCs w:val="20"/>
-          <w:lang w:eastAsia="en-IN"/>
-        </w:rPr>
-        <w:t>students collection</w:t>
+      <w:proofErr w:type="gramStart"/>
+      <w:r>
+        <w:rPr>
+          <w:rFonts w:ascii="Courier New" w:eastAsia="Times New Roman" w:hAnsi="Courier New" w:cs="Courier New"/>
+          <w:sz w:val="20"/>
+          <w:szCs w:val="20"/>
+          <w:lang w:eastAsia="en-IN"/>
+        </w:rPr>
+        <w:t>students</w:t>
+      </w:r>
+      <w:proofErr w:type="gramEnd"/>
+      <w:r>
+        <w:rPr>
+          <w:rFonts w:ascii="Courier New" w:eastAsia="Times New Roman" w:hAnsi="Courier New" w:cs="Courier New"/>
+          <w:sz w:val="20"/>
+          <w:szCs w:val="20"/>
+          <w:lang w:eastAsia="en-IN"/>
+        </w:rPr>
+        <w:t xml:space="preserve"> collection</w:t>
       </w:r>
     </w:p>
     <w:p>
@@ -15541,10 +16091,672 @@
         <w:t>- Student Management Module</w:t>
       </w:r>
     </w:p>
-    <w:p>
-      <w:bookmarkStart w:id="0" w:name="_GoBack"/>
-      <w:bookmarkEnd w:id="0"/>
-    </w:p>
+    <w:p/>
+    <w:p/>
+    <w:p/>
+    <w:p/>
+    <w:p/>
+    <w:p/>
+    <w:p/>
+    <w:p/>
+    <w:p/>
+    <w:p>
+      <w:pPr>
+        <w:spacing w:before="100" w:beforeAutospacing="1" w:after="100" w:afterAutospacing="1" w:line="240" w:lineRule="auto"/>
+        <w:rPr>
+          <w:rFonts w:ascii="Times New Roman" w:eastAsia="Times New Roman" w:hAnsi="Times New Roman" w:cs="Times New Roman"/>
+          <w:sz w:val="24"/>
+          <w:szCs w:val="24"/>
+          <w:lang w:eastAsia="en-IN"/>
+        </w:rPr>
+      </w:pPr>
+      <w:r>
+        <w:rPr>
+          <w:rFonts w:ascii="Times New Roman" w:eastAsia="Times New Roman" w:hAnsi="Times New Roman" w:cs="Times New Roman"/>
+          <w:sz w:val="24"/>
+          <w:szCs w:val="24"/>
+          <w:lang w:eastAsia="en-IN"/>
+        </w:rPr>
+        <w:lastRenderedPageBreak/>
+        <w:t xml:space="preserve">Assuming the accounts above were created with </w:t>
+      </w:r>
+      <w:r>
+        <w:rPr>
+          <w:rFonts w:ascii="Courier New" w:eastAsia="Times New Roman" w:hAnsi="Courier New" w:cs="Courier New"/>
+          <w:b/>
+          <w:bCs/>
+          <w:sz w:val="20"/>
+          <w:szCs w:val="20"/>
+          <w:lang w:eastAsia="en-IN"/>
+        </w:rPr>
+        <w:t>123456</w:t>
+      </w:r>
+      <w:r>
+        <w:rPr>
+          <w:rFonts w:ascii="Times New Roman" w:eastAsia="Times New Roman" w:hAnsi="Times New Roman" w:cs="Times New Roman"/>
+          <w:sz w:val="24"/>
+          <w:szCs w:val="24"/>
+          <w:lang w:eastAsia="en-IN"/>
+        </w:rPr>
+        <w:t>, here are the login credentials:</w:t>
+      </w:r>
+    </w:p>
+    <w:tbl>
+      <w:tblPr>
+        <w:tblW w:w="0" w:type="auto"/>
+        <w:tblCellSpacing w:w="15" w:type="dxa"/>
+        <w:tblCellMar>
+          <w:top w:w="15" w:type="dxa"/>
+          <w:left w:w="15" w:type="dxa"/>
+          <w:bottom w:w="15" w:type="dxa"/>
+          <w:right w:w="15" w:type="dxa"/>
+        </w:tblCellMar>
+        <w:tblLook w:val="04A0" w:firstRow="1" w:lastRow="0" w:firstColumn="1" w:lastColumn="0" w:noHBand="0" w:noVBand="1"/>
+      </w:tblPr>
+      <w:tblGrid>
+        <w:gridCol w:w="1628"/>
+        <w:gridCol w:w="2640"/>
+        <w:gridCol w:w="1981"/>
+        <w:gridCol w:w="1062"/>
+      </w:tblGrid>
+      <w:tr>
+        <w:trPr>
+          <w:tblHeader/>
+          <w:tblCellSpacing w:w="15" w:type="dxa"/>
+        </w:trPr>
+        <w:tc>
+          <w:tcPr>
+            <w:tcW w:w="0" w:type="auto"/>
+            <w:vAlign w:val="center"/>
+            <w:hideMark/>
+          </w:tcPr>
+          <w:p>
+            <w:pPr>
+              <w:spacing w:after="0" w:line="240" w:lineRule="auto"/>
+              <w:jc w:val="center"/>
+              <w:rPr>
+                <w:rFonts w:ascii="Times New Roman" w:eastAsia="Times New Roman" w:hAnsi="Times New Roman" w:cs="Times New Roman"/>
+                <w:b/>
+                <w:bCs/>
+                <w:sz w:val="24"/>
+                <w:szCs w:val="24"/>
+                <w:lang w:eastAsia="en-IN"/>
+              </w:rPr>
+            </w:pPr>
+            <w:r>
+              <w:rPr>
+                <w:rFonts w:ascii="Times New Roman" w:eastAsia="Times New Roman" w:hAnsi="Times New Roman" w:cs="Times New Roman"/>
+                <w:b/>
+                <w:bCs/>
+                <w:sz w:val="24"/>
+                <w:szCs w:val="24"/>
+                <w:lang w:eastAsia="en-IN"/>
+              </w:rPr>
+              <w:t>Role</w:t>
+            </w:r>
+          </w:p>
+        </w:tc>
+        <w:tc>
+          <w:tcPr>
+            <w:tcW w:w="0" w:type="auto"/>
+            <w:vAlign w:val="center"/>
+            <w:hideMark/>
+          </w:tcPr>
+          <w:p>
+            <w:pPr>
+              <w:spacing w:after="0" w:line="240" w:lineRule="auto"/>
+              <w:jc w:val="center"/>
+              <w:rPr>
+                <w:rFonts w:ascii="Times New Roman" w:eastAsia="Times New Roman" w:hAnsi="Times New Roman" w:cs="Times New Roman"/>
+                <w:b/>
+                <w:bCs/>
+                <w:sz w:val="24"/>
+                <w:szCs w:val="24"/>
+                <w:lang w:eastAsia="en-IN"/>
+              </w:rPr>
+            </w:pPr>
+            <w:r>
+              <w:rPr>
+                <w:rFonts w:ascii="Times New Roman" w:eastAsia="Times New Roman" w:hAnsi="Times New Roman" w:cs="Times New Roman"/>
+                <w:b/>
+                <w:bCs/>
+                <w:sz w:val="24"/>
+                <w:szCs w:val="24"/>
+                <w:lang w:eastAsia="en-IN"/>
+              </w:rPr>
+              <w:t>Select Role</w:t>
+            </w:r>
+          </w:p>
+        </w:tc>
+        <w:tc>
+          <w:tcPr>
+            <w:tcW w:w="0" w:type="auto"/>
+            <w:vAlign w:val="center"/>
+            <w:hideMark/>
+          </w:tcPr>
+          <w:p>
+            <w:pPr>
+              <w:spacing w:after="0" w:line="240" w:lineRule="auto"/>
+              <w:jc w:val="center"/>
+              <w:rPr>
+                <w:rFonts w:ascii="Times New Roman" w:eastAsia="Times New Roman" w:hAnsi="Times New Roman" w:cs="Times New Roman"/>
+                <w:b/>
+                <w:bCs/>
+                <w:sz w:val="24"/>
+                <w:szCs w:val="24"/>
+                <w:lang w:eastAsia="en-IN"/>
+              </w:rPr>
+            </w:pPr>
+            <w:r>
+              <w:rPr>
+                <w:rFonts w:ascii="Times New Roman" w:eastAsia="Times New Roman" w:hAnsi="Times New Roman" w:cs="Times New Roman"/>
+                <w:b/>
+                <w:bCs/>
+                <w:sz w:val="24"/>
+                <w:szCs w:val="24"/>
+                <w:lang w:eastAsia="en-IN"/>
+              </w:rPr>
+              <w:t>Email</w:t>
+            </w:r>
+          </w:p>
+        </w:tc>
+        <w:tc>
+          <w:tcPr>
+            <w:tcW w:w="0" w:type="auto"/>
+            <w:vAlign w:val="center"/>
+            <w:hideMark/>
+          </w:tcPr>
+          <w:p>
+            <w:pPr>
+              <w:spacing w:after="0" w:line="240" w:lineRule="auto"/>
+              <w:jc w:val="center"/>
+              <w:rPr>
+                <w:rFonts w:ascii="Times New Roman" w:eastAsia="Times New Roman" w:hAnsi="Times New Roman" w:cs="Times New Roman"/>
+                <w:b/>
+                <w:bCs/>
+                <w:sz w:val="24"/>
+                <w:szCs w:val="24"/>
+                <w:lang w:eastAsia="en-IN"/>
+              </w:rPr>
+            </w:pPr>
+            <w:r>
+              <w:rPr>
+                <w:rFonts w:ascii="Times New Roman" w:eastAsia="Times New Roman" w:hAnsi="Times New Roman" w:cs="Times New Roman"/>
+                <w:b/>
+                <w:bCs/>
+                <w:sz w:val="24"/>
+                <w:szCs w:val="24"/>
+                <w:lang w:eastAsia="en-IN"/>
+              </w:rPr>
+              <w:t>Password</w:t>
+            </w:r>
+          </w:p>
+        </w:tc>
+      </w:tr>
+      <w:tr>
+        <w:trPr>
+          <w:tblCellSpacing w:w="15" w:type="dxa"/>
+        </w:trPr>
+        <w:tc>
+          <w:tcPr>
+            <w:tcW w:w="0" w:type="auto"/>
+            <w:vAlign w:val="center"/>
+            <w:hideMark/>
+          </w:tcPr>
+          <w:p>
+            <w:pPr>
+              <w:spacing w:after="0" w:line="240" w:lineRule="auto"/>
+              <w:rPr>
+                <w:rFonts w:ascii="Times New Roman" w:eastAsia="Times New Roman" w:hAnsi="Times New Roman" w:cs="Times New Roman"/>
+                <w:sz w:val="24"/>
+                <w:szCs w:val="24"/>
+                <w:lang w:eastAsia="en-IN"/>
+              </w:rPr>
+            </w:pPr>
+            <w:r>
+              <w:rPr>
+                <w:rFonts w:ascii="Times New Roman" w:eastAsia="Times New Roman" w:hAnsi="Times New Roman" w:cs="Times New Roman"/>
+                <w:sz w:val="24"/>
+                <w:szCs w:val="24"/>
+                <w:lang w:eastAsia="en-IN"/>
+              </w:rPr>
+              <w:t>Admin</w:t>
+            </w:r>
+          </w:p>
+        </w:tc>
+        <w:tc>
+          <w:tcPr>
+            <w:tcW w:w="0" w:type="auto"/>
+            <w:vAlign w:val="center"/>
+            <w:hideMark/>
+          </w:tcPr>
+          <w:p>
+            <w:pPr>
+              <w:spacing w:after="0" w:line="240" w:lineRule="auto"/>
+              <w:rPr>
+                <w:rFonts w:ascii="Times New Roman" w:eastAsia="Times New Roman" w:hAnsi="Times New Roman" w:cs="Times New Roman"/>
+                <w:sz w:val="24"/>
+                <w:szCs w:val="24"/>
+                <w:lang w:eastAsia="en-IN"/>
+              </w:rPr>
+            </w:pPr>
+            <w:r>
+              <w:rPr>
+                <w:rFonts w:ascii="Times New Roman" w:eastAsia="Times New Roman" w:hAnsi="Times New Roman" w:cs="Times New Roman"/>
+                <w:b/>
+                <w:bCs/>
+                <w:sz w:val="24"/>
+                <w:szCs w:val="24"/>
+                <w:lang w:eastAsia="en-IN"/>
+              </w:rPr>
+              <w:t>Administrator</w:t>
+            </w:r>
+          </w:p>
+        </w:tc>
+        <w:tc>
+          <w:tcPr>
+            <w:tcW w:w="0" w:type="auto"/>
+            <w:vAlign w:val="center"/>
+            <w:hideMark/>
+          </w:tcPr>
+          <w:p>
+            <w:pPr>
+              <w:spacing w:after="0" w:line="240" w:lineRule="auto"/>
+              <w:rPr>
+                <w:rFonts w:ascii="Times New Roman" w:eastAsia="Times New Roman" w:hAnsi="Times New Roman" w:cs="Times New Roman"/>
+                <w:sz w:val="24"/>
+                <w:szCs w:val="24"/>
+                <w:lang w:eastAsia="en-IN"/>
+              </w:rPr>
+            </w:pPr>
+            <w:bookmarkStart w:id="0" w:name="_GoBack"/>
+            <w:r>
+              <w:rPr>
+                <w:rFonts w:ascii="Courier New" w:eastAsia="Times New Roman" w:hAnsi="Courier New" w:cs="Courier New"/>
+                <w:sz w:val="20"/>
+                <w:szCs w:val="20"/>
+                <w:lang w:eastAsia="en-IN"/>
+              </w:rPr>
+              <w:t>admin@dmms.com</w:t>
+            </w:r>
+            <w:bookmarkEnd w:id="0"/>
+          </w:p>
+        </w:tc>
+        <w:tc>
+          <w:tcPr>
+            <w:tcW w:w="0" w:type="auto"/>
+            <w:vAlign w:val="center"/>
+            <w:hideMark/>
+          </w:tcPr>
+          <w:p>
+            <w:pPr>
+              <w:spacing w:after="0" w:line="240" w:lineRule="auto"/>
+              <w:rPr>
+                <w:rFonts w:ascii="Times New Roman" w:eastAsia="Times New Roman" w:hAnsi="Times New Roman" w:cs="Times New Roman"/>
+                <w:sz w:val="24"/>
+                <w:szCs w:val="24"/>
+                <w:lang w:eastAsia="en-IN"/>
+              </w:rPr>
+            </w:pPr>
+            <w:r>
+              <w:rPr>
+                <w:rFonts w:ascii="Courier New" w:eastAsia="Times New Roman" w:hAnsi="Courier New" w:cs="Courier New"/>
+                <w:sz w:val="20"/>
+                <w:szCs w:val="20"/>
+                <w:lang w:eastAsia="en-IN"/>
+              </w:rPr>
+              <w:t>123456</w:t>
+            </w:r>
+          </w:p>
+        </w:tc>
+      </w:tr>
+      <w:tr>
+        <w:trPr>
+          <w:tblCellSpacing w:w="15" w:type="dxa"/>
+        </w:trPr>
+        <w:tc>
+          <w:tcPr>
+            <w:tcW w:w="0" w:type="auto"/>
+            <w:vAlign w:val="center"/>
+            <w:hideMark/>
+          </w:tcPr>
+          <w:p>
+            <w:pPr>
+              <w:spacing w:after="0" w:line="240" w:lineRule="auto"/>
+              <w:rPr>
+                <w:rFonts w:ascii="Times New Roman" w:eastAsia="Times New Roman" w:hAnsi="Times New Roman" w:cs="Times New Roman"/>
+                <w:sz w:val="24"/>
+                <w:szCs w:val="24"/>
+                <w:lang w:eastAsia="en-IN"/>
+              </w:rPr>
+            </w:pPr>
+            <w:r>
+              <w:rPr>
+                <w:rFonts w:ascii="Times New Roman" w:eastAsia="Times New Roman" w:hAnsi="Times New Roman" w:cs="Times New Roman"/>
+                <w:sz w:val="24"/>
+                <w:szCs w:val="24"/>
+                <w:lang w:eastAsia="en-IN"/>
+              </w:rPr>
+              <w:t>Head Teacher</w:t>
+            </w:r>
+          </w:p>
+        </w:tc>
+        <w:tc>
+          <w:tcPr>
+            <w:tcW w:w="0" w:type="auto"/>
+            <w:vAlign w:val="center"/>
+            <w:hideMark/>
+          </w:tcPr>
+          <w:p>
+            <w:pPr>
+              <w:spacing w:after="0" w:line="240" w:lineRule="auto"/>
+              <w:rPr>
+                <w:rFonts w:ascii="Times New Roman" w:eastAsia="Times New Roman" w:hAnsi="Times New Roman" w:cs="Times New Roman"/>
+                <w:sz w:val="24"/>
+                <w:szCs w:val="24"/>
+                <w:lang w:eastAsia="en-IN"/>
+              </w:rPr>
+            </w:pPr>
+            <w:r>
+              <w:rPr>
+                <w:rFonts w:ascii="Times New Roman" w:eastAsia="Times New Roman" w:hAnsi="Times New Roman" w:cs="Times New Roman"/>
+                <w:b/>
+                <w:bCs/>
+                <w:sz w:val="24"/>
+                <w:szCs w:val="24"/>
+                <w:lang w:eastAsia="en-IN"/>
+              </w:rPr>
+              <w:t>Head Teacher / Principal</w:t>
+            </w:r>
+          </w:p>
+        </w:tc>
+        <w:tc>
+          <w:tcPr>
+            <w:tcW w:w="0" w:type="auto"/>
+            <w:vAlign w:val="center"/>
+            <w:hideMark/>
+          </w:tcPr>
+          <w:p>
+            <w:pPr>
+              <w:spacing w:after="0" w:line="240" w:lineRule="auto"/>
+              <w:rPr>
+                <w:rFonts w:ascii="Times New Roman" w:eastAsia="Times New Roman" w:hAnsi="Times New Roman" w:cs="Times New Roman"/>
+                <w:sz w:val="24"/>
+                <w:szCs w:val="24"/>
+                <w:lang w:eastAsia="en-IN"/>
+              </w:rPr>
+            </w:pPr>
+            <w:r>
+              <w:rPr>
+                <w:rFonts w:ascii="Courier New" w:eastAsia="Times New Roman" w:hAnsi="Courier New" w:cs="Courier New"/>
+                <w:sz w:val="20"/>
+                <w:szCs w:val="20"/>
+                <w:lang w:eastAsia="en-IN"/>
+              </w:rPr>
+              <w:t>head@dmms.com</w:t>
+            </w:r>
+          </w:p>
+        </w:tc>
+        <w:tc>
+          <w:tcPr>
+            <w:tcW w:w="0" w:type="auto"/>
+            <w:vAlign w:val="center"/>
+            <w:hideMark/>
+          </w:tcPr>
+          <w:p>
+            <w:pPr>
+              <w:spacing w:after="0" w:line="240" w:lineRule="auto"/>
+              <w:rPr>
+                <w:rFonts w:ascii="Times New Roman" w:eastAsia="Times New Roman" w:hAnsi="Times New Roman" w:cs="Times New Roman"/>
+                <w:sz w:val="24"/>
+                <w:szCs w:val="24"/>
+                <w:lang w:eastAsia="en-IN"/>
+              </w:rPr>
+            </w:pPr>
+            <w:r>
+              <w:rPr>
+                <w:rFonts w:ascii="Courier New" w:eastAsia="Times New Roman" w:hAnsi="Courier New" w:cs="Courier New"/>
+                <w:sz w:val="20"/>
+                <w:szCs w:val="20"/>
+                <w:lang w:eastAsia="en-IN"/>
+              </w:rPr>
+              <w:t>123456</w:t>
+            </w:r>
+          </w:p>
+        </w:tc>
+      </w:tr>
+      <w:tr>
+        <w:trPr>
+          <w:tblCellSpacing w:w="15" w:type="dxa"/>
+        </w:trPr>
+        <w:tc>
+          <w:tcPr>
+            <w:tcW w:w="0" w:type="auto"/>
+            <w:vAlign w:val="center"/>
+            <w:hideMark/>
+          </w:tcPr>
+          <w:p>
+            <w:pPr>
+              <w:spacing w:after="0" w:line="240" w:lineRule="auto"/>
+              <w:rPr>
+                <w:rFonts w:ascii="Times New Roman" w:eastAsia="Times New Roman" w:hAnsi="Times New Roman" w:cs="Times New Roman"/>
+                <w:sz w:val="24"/>
+                <w:szCs w:val="24"/>
+                <w:lang w:eastAsia="en-IN"/>
+              </w:rPr>
+            </w:pPr>
+            <w:r>
+              <w:rPr>
+                <w:rFonts w:ascii="Times New Roman" w:eastAsia="Times New Roman" w:hAnsi="Times New Roman" w:cs="Times New Roman"/>
+                <w:sz w:val="24"/>
+                <w:szCs w:val="24"/>
+                <w:lang w:eastAsia="en-IN"/>
+              </w:rPr>
+              <w:t>Class Teacher</w:t>
+            </w:r>
+          </w:p>
+        </w:tc>
+        <w:tc>
+          <w:tcPr>
+            <w:tcW w:w="0" w:type="auto"/>
+            <w:vAlign w:val="center"/>
+            <w:hideMark/>
+          </w:tcPr>
+          <w:p>
+            <w:pPr>
+              <w:spacing w:after="0" w:line="240" w:lineRule="auto"/>
+              <w:rPr>
+                <w:rFonts w:ascii="Times New Roman" w:eastAsia="Times New Roman" w:hAnsi="Times New Roman" w:cs="Times New Roman"/>
+                <w:sz w:val="24"/>
+                <w:szCs w:val="24"/>
+                <w:lang w:eastAsia="en-IN"/>
+              </w:rPr>
+            </w:pPr>
+            <w:r>
+              <w:rPr>
+                <w:rFonts w:ascii="Times New Roman" w:eastAsia="Times New Roman" w:hAnsi="Times New Roman" w:cs="Times New Roman"/>
+                <w:b/>
+                <w:bCs/>
+                <w:sz w:val="24"/>
+                <w:szCs w:val="24"/>
+                <w:lang w:eastAsia="en-IN"/>
+              </w:rPr>
+              <w:t>Class Teacher</w:t>
+            </w:r>
+          </w:p>
+        </w:tc>
+        <w:tc>
+          <w:tcPr>
+            <w:tcW w:w="0" w:type="auto"/>
+            <w:vAlign w:val="center"/>
+            <w:hideMark/>
+          </w:tcPr>
+          <w:p>
+            <w:pPr>
+              <w:spacing w:after="0" w:line="240" w:lineRule="auto"/>
+              <w:rPr>
+                <w:rFonts w:ascii="Times New Roman" w:eastAsia="Times New Roman" w:hAnsi="Times New Roman" w:cs="Times New Roman"/>
+                <w:sz w:val="24"/>
+                <w:szCs w:val="24"/>
+                <w:lang w:eastAsia="en-IN"/>
+              </w:rPr>
+            </w:pPr>
+            <w:r>
+              <w:rPr>
+                <w:rFonts w:ascii="Courier New" w:eastAsia="Times New Roman" w:hAnsi="Courier New" w:cs="Courier New"/>
+                <w:sz w:val="20"/>
+                <w:szCs w:val="20"/>
+                <w:lang w:eastAsia="en-IN"/>
+              </w:rPr>
+              <w:t>class@dmms.com</w:t>
+            </w:r>
+          </w:p>
+        </w:tc>
+        <w:tc>
+          <w:tcPr>
+            <w:tcW w:w="0" w:type="auto"/>
+            <w:vAlign w:val="center"/>
+            <w:hideMark/>
+          </w:tcPr>
+          <w:p>
+            <w:pPr>
+              <w:spacing w:after="0" w:line="240" w:lineRule="auto"/>
+              <w:rPr>
+                <w:rFonts w:ascii="Times New Roman" w:eastAsia="Times New Roman" w:hAnsi="Times New Roman" w:cs="Times New Roman"/>
+                <w:sz w:val="24"/>
+                <w:szCs w:val="24"/>
+                <w:lang w:eastAsia="en-IN"/>
+              </w:rPr>
+            </w:pPr>
+            <w:r>
+              <w:rPr>
+                <w:rFonts w:ascii="Courier New" w:eastAsia="Times New Roman" w:hAnsi="Courier New" w:cs="Courier New"/>
+                <w:sz w:val="20"/>
+                <w:szCs w:val="20"/>
+                <w:lang w:eastAsia="en-IN"/>
+              </w:rPr>
+              <w:t>123456</w:t>
+            </w:r>
+          </w:p>
+        </w:tc>
+      </w:tr>
+      <w:tr>
+        <w:trPr>
+          <w:tblCellSpacing w:w="15" w:type="dxa"/>
+        </w:trPr>
+        <w:tc>
+          <w:tcPr>
+            <w:tcW w:w="0" w:type="auto"/>
+            <w:vAlign w:val="center"/>
+            <w:hideMark/>
+          </w:tcPr>
+          <w:p>
+            <w:pPr>
+              <w:spacing w:after="0" w:line="240" w:lineRule="auto"/>
+              <w:rPr>
+                <w:rFonts w:ascii="Times New Roman" w:eastAsia="Times New Roman" w:hAnsi="Times New Roman" w:cs="Times New Roman"/>
+                <w:sz w:val="24"/>
+                <w:szCs w:val="24"/>
+                <w:lang w:eastAsia="en-IN"/>
+              </w:rPr>
+            </w:pPr>
+            <w:r>
+              <w:rPr>
+                <w:rFonts w:ascii="Times New Roman" w:eastAsia="Times New Roman" w:hAnsi="Times New Roman" w:cs="Times New Roman"/>
+                <w:sz w:val="24"/>
+                <w:szCs w:val="24"/>
+                <w:lang w:eastAsia="en-IN"/>
+              </w:rPr>
+              <w:t>Subject Teacher</w:t>
+            </w:r>
+          </w:p>
+        </w:tc>
+        <w:tc>
+          <w:tcPr>
+            <w:tcW w:w="0" w:type="auto"/>
+            <w:vAlign w:val="center"/>
+            <w:hideMark/>
+          </w:tcPr>
+          <w:p>
+            <w:pPr>
+              <w:spacing w:after="0" w:line="240" w:lineRule="auto"/>
+              <w:rPr>
+                <w:rFonts w:ascii="Times New Roman" w:eastAsia="Times New Roman" w:hAnsi="Times New Roman" w:cs="Times New Roman"/>
+                <w:sz w:val="24"/>
+                <w:szCs w:val="24"/>
+                <w:lang w:eastAsia="en-IN"/>
+              </w:rPr>
+            </w:pPr>
+            <w:r>
+              <w:rPr>
+                <w:rFonts w:ascii="Times New Roman" w:eastAsia="Times New Roman" w:hAnsi="Times New Roman" w:cs="Times New Roman"/>
+                <w:b/>
+                <w:bCs/>
+                <w:sz w:val="24"/>
+                <w:szCs w:val="24"/>
+                <w:lang w:eastAsia="en-IN"/>
+              </w:rPr>
+              <w:t>Subject Teacher</w:t>
+            </w:r>
+          </w:p>
+        </w:tc>
+        <w:tc>
+          <w:tcPr>
+            <w:tcW w:w="0" w:type="auto"/>
+            <w:vAlign w:val="center"/>
+            <w:hideMark/>
+          </w:tcPr>
+          <w:p>
+            <w:pPr>
+              <w:spacing w:after="0" w:line="240" w:lineRule="auto"/>
+              <w:rPr>
+                <w:rFonts w:ascii="Times New Roman" w:eastAsia="Times New Roman" w:hAnsi="Times New Roman" w:cs="Times New Roman"/>
+                <w:sz w:val="24"/>
+                <w:szCs w:val="24"/>
+                <w:lang w:eastAsia="en-IN"/>
+              </w:rPr>
+            </w:pPr>
+            <w:r>
+              <w:rPr>
+                <w:rFonts w:ascii="Courier New" w:eastAsia="Times New Roman" w:hAnsi="Courier New" w:cs="Courier New"/>
+                <w:sz w:val="20"/>
+                <w:szCs w:val="20"/>
+                <w:lang w:eastAsia="en-IN"/>
+              </w:rPr>
+              <w:t>subject@dmms.com</w:t>
+            </w:r>
+          </w:p>
+        </w:tc>
+        <w:tc>
+          <w:tcPr>
+            <w:tcW w:w="0" w:type="auto"/>
+            <w:vAlign w:val="center"/>
+            <w:hideMark/>
+          </w:tcPr>
+          <w:p>
+            <w:pPr>
+              <w:spacing w:after="0" w:line="240" w:lineRule="auto"/>
+              <w:rPr>
+                <w:rFonts w:ascii="Times New Roman" w:eastAsia="Times New Roman" w:hAnsi="Times New Roman" w:cs="Times New Roman"/>
+                <w:sz w:val="24"/>
+                <w:szCs w:val="24"/>
+                <w:lang w:eastAsia="en-IN"/>
+              </w:rPr>
+            </w:pPr>
+            <w:r>
+              <w:rPr>
+                <w:rFonts w:ascii="Courier New" w:eastAsia="Times New Roman" w:hAnsi="Courier New" w:cs="Courier New"/>
+                <w:sz w:val="20"/>
+                <w:szCs w:val="20"/>
+                <w:lang w:eastAsia="en-IN"/>
+              </w:rPr>
+              <w:t>123456</w:t>
+            </w:r>
+          </w:p>
+        </w:tc>
+      </w:tr>
+    </w:tbl>
+    <w:p/>
     <w:sectPr>
       <w:pgSz w:w="11906" w:h="16838"/>
       <w:pgMar w:top="1440" w:right="1440" w:bottom="1440" w:left="1440" w:header="708" w:footer="708" w:gutter="0"/>
@@ -17539,6 +18751,61 @@
       <w:szCs w:val="20"/>
     </w:rPr>
   </w:style>
+  <w:style w:type="paragraph" w:styleId="BalloonText">
+    <w:name w:val="Balloon Text"/>
+    <w:basedOn w:val="Normal"/>
+    <w:link w:val="BalloonTextChar"/>
+    <w:uiPriority w:val="99"/>
+    <w:semiHidden/>
+    <w:unhideWhenUsed/>
+    <w:rsid w:val="00B44D95"/>
+    <w:pPr>
+      <w:spacing w:after="0" w:line="240" w:lineRule="auto"/>
+    </w:pPr>
+    <w:rPr>
+      <w:rFonts w:ascii="Tahoma" w:hAnsi="Tahoma" w:cs="Tahoma"/>
+      <w:sz w:val="16"/>
+      <w:szCs w:val="16"/>
+    </w:rPr>
+  </w:style>
+  <w:style w:type="character" w:customStyle="1" w:styleId="BalloonTextChar">
+    <w:name w:val="Balloon Text Char"/>
+    <w:basedOn w:val="DefaultParagraphFont"/>
+    <w:link w:val="BalloonText"/>
+    <w:uiPriority w:val="99"/>
+    <w:semiHidden/>
+    <w:rsid w:val="00B44D95"/>
+    <w:rPr>
+      <w:rFonts w:ascii="Tahoma" w:hAnsi="Tahoma" w:cs="Tahoma"/>
+      <w:sz w:val="16"/>
+      <w:szCs w:val="16"/>
+    </w:rPr>
+  </w:style>
+  <w:style w:type="paragraph" w:customStyle="1" w:styleId="pdq2pgselectionanchorcontainer">
+    <w:name w:val="pdq2pg_selectionanchorcontainer"/>
+    <w:basedOn w:val="Normal"/>
+    <w:rsid w:val="00B44D95"/>
+    <w:pPr>
+      <w:spacing w:before="100" w:beforeAutospacing="1" w:after="100" w:afterAutospacing="1" w:line="240" w:lineRule="auto"/>
+    </w:pPr>
+    <w:rPr>
+      <w:rFonts w:ascii="Times New Roman" w:eastAsia="Times New Roman" w:hAnsi="Times New Roman" w:cs="Times New Roman"/>
+      <w:sz w:val="24"/>
+      <w:szCs w:val="24"/>
+      <w:lang w:eastAsia="en-IN"/>
+    </w:rPr>
+  </w:style>
+  <w:style w:type="character" w:styleId="Strong">
+    <w:name w:val="Strong"/>
+    <w:basedOn w:val="DefaultParagraphFont"/>
+    <w:uiPriority w:val="22"/>
+    <w:qFormat/>
+    <w:rsid w:val="00B44D95"/>
+    <w:rPr>
+      <w:b/>
+      <w:bCs/>
+    </w:rPr>
+  </w:style>
 </w:styles>
 </file>
 
@@ -17849,6 +19116,61 @@
       <w:szCs w:val="20"/>
     </w:rPr>
   </w:style>
+  <w:style w:type="paragraph" w:styleId="BalloonText">
+    <w:name w:val="Balloon Text"/>
+    <w:basedOn w:val="Normal"/>
+    <w:link w:val="BalloonTextChar"/>
+    <w:uiPriority w:val="99"/>
+    <w:semiHidden/>
+    <w:unhideWhenUsed/>
+    <w:rsid w:val="00B44D95"/>
+    <w:pPr>
+      <w:spacing w:after="0" w:line="240" w:lineRule="auto"/>
+    </w:pPr>
+    <w:rPr>
+      <w:rFonts w:ascii="Tahoma" w:hAnsi="Tahoma" w:cs="Tahoma"/>
+      <w:sz w:val="16"/>
+      <w:szCs w:val="16"/>
+    </w:rPr>
+  </w:style>
+  <w:style w:type="character" w:customStyle="1" w:styleId="BalloonTextChar">
+    <w:name w:val="Balloon Text Char"/>
+    <w:basedOn w:val="DefaultParagraphFont"/>
+    <w:link w:val="BalloonText"/>
+    <w:uiPriority w:val="99"/>
+    <w:semiHidden/>
+    <w:rsid w:val="00B44D95"/>
+    <w:rPr>
+      <w:rFonts w:ascii="Tahoma" w:hAnsi="Tahoma" w:cs="Tahoma"/>
+      <w:sz w:val="16"/>
+      <w:szCs w:val="16"/>
+    </w:rPr>
+  </w:style>
+  <w:style w:type="paragraph" w:customStyle="1" w:styleId="pdq2pgselectionanchorcontainer">
+    <w:name w:val="pdq2pg_selectionanchorcontainer"/>
+    <w:basedOn w:val="Normal"/>
+    <w:rsid w:val="00B44D95"/>
+    <w:pPr>
+      <w:spacing w:before="100" w:beforeAutospacing="1" w:after="100" w:afterAutospacing="1" w:line="240" w:lineRule="auto"/>
+    </w:pPr>
+    <w:rPr>
+      <w:rFonts w:ascii="Times New Roman" w:eastAsia="Times New Roman" w:hAnsi="Times New Roman" w:cs="Times New Roman"/>
+      <w:sz w:val="24"/>
+      <w:szCs w:val="24"/>
+      <w:lang w:eastAsia="en-IN"/>
+    </w:rPr>
+  </w:style>
+  <w:style w:type="character" w:styleId="Strong">
+    <w:name w:val="Strong"/>
+    <w:basedOn w:val="DefaultParagraphFont"/>
+    <w:uiPriority w:val="22"/>
+    <w:qFormat/>
+    <w:rsid w:val="00B44D95"/>
+    <w:rPr>
+      <w:b/>
+      <w:bCs/>
+    </w:rPr>
+  </w:style>
 </w:styles>
 </file>
 
